--- a/03-Communication-and-Teamwork/Meetings/Minutes/Mentor-Client-Meetings/Meeting Minutes 2025-05-29 (Mentor).docx
+++ b/03-Communication-and-Teamwork/Meetings/Minutes/Mentor-Client-Meetings/Meeting Minutes 2025-05-29 (Mentor).docx
@@ -49,7 +49,7 @@
         <w:tc>
           <w:tcPr>
             <w:tcW w:w="2952" w:type="dxa"/>
-            <w:shd w:val="clear" w:color="auto" w:fill="D9D9D9" w:themeFill="background1" w:themeFillShade="D9"/>
+            <w:shd w:val="clear" w:color="auto" w:fill="D9D9D9"/>
             <w:vAlign w:val="center"/>
           </w:tcPr>
           <w:p>
@@ -79,7 +79,7 @@
           <w:tcPr>
             <w:tcW w:w="7038" w:type="dxa"/>
             <w:gridSpan w:val="2"/>
-            <w:shd w:val="clear" w:color="auto" w:fill="D9D9D9" w:themeFill="background1" w:themeFillShade="D9"/>
+            <w:shd w:val="clear" w:color="auto" w:fill="D9D9D9"/>
             <w:vAlign w:val="center"/>
           </w:tcPr>
           <w:p>
@@ -135,7 +135,7 @@
         <w:tc>
           <w:tcPr>
             <w:tcW w:w="2952" w:type="dxa"/>
-            <w:shd w:val="clear" w:color="auto" w:fill="D9D9D9" w:themeFill="background1" w:themeFillShade="D9"/>
+            <w:shd w:val="clear" w:color="auto" w:fill="D9D9D9"/>
             <w:vAlign w:val="center"/>
           </w:tcPr>
           <w:p>
@@ -173,7 +173,7 @@
           <w:tcPr>
             <w:tcW w:w="7038" w:type="dxa"/>
             <w:gridSpan w:val="2"/>
-            <w:shd w:val="clear" w:color="auto" w:fill="D9D9D9" w:themeFill="background1" w:themeFillShade="D9"/>
+            <w:shd w:val="clear" w:color="auto" w:fill="D9D9D9"/>
             <w:vAlign w:val="center"/>
           </w:tcPr>
           <w:p>
@@ -615,7 +615,7 @@
           <w:tcPr>
             <w:tcW w:w="9990" w:type="dxa"/>
             <w:gridSpan w:val="2"/>
-            <w:shd w:val="clear" w:color="auto" w:fill="D9D9D9" w:themeFill="background1" w:themeFillShade="D9"/>
+            <w:shd w:val="clear" w:color="auto" w:fill="D9D9D9"/>
             <w:vAlign w:val="center"/>
           </w:tcPr>
           <w:p>
@@ -770,7 +770,7 @@
           <w:tcPr>
             <w:tcW w:w="9990" w:type="dxa"/>
             <w:gridSpan w:val="2"/>
-            <w:shd w:val="clear" w:color="auto" w:fill="D9D9D9" w:themeFill="background1" w:themeFillShade="D9"/>
+            <w:shd w:val="clear" w:color="auto" w:fill="D9D9D9"/>
             <w:vAlign w:val="center"/>
           </w:tcPr>
           <w:p>
@@ -1330,7 +1330,7 @@
         <w:tc>
           <w:tcPr>
             <w:tcW w:w="540" w:type="dxa"/>
-            <w:shd w:val="clear" w:color="auto" w:fill="D9D9D9" w:themeFill="background1" w:themeFillShade="D9"/>
+            <w:shd w:val="clear" w:color="auto" w:fill="D9D9D9"/>
             <w:vAlign w:val="center"/>
           </w:tcPr>
           <w:p>
@@ -1352,7 +1352,7 @@
         <w:tc>
           <w:tcPr>
             <w:tcW w:w="5400" w:type="dxa"/>
-            <w:shd w:val="clear" w:color="auto" w:fill="D9D9D9" w:themeFill="background1" w:themeFillShade="D9"/>
+            <w:shd w:val="clear" w:color="auto" w:fill="D9D9D9"/>
             <w:vAlign w:val="center"/>
           </w:tcPr>
           <w:p>
@@ -1374,7 +1374,7 @@
         <w:tc>
           <w:tcPr>
             <w:tcW w:w="1530" w:type="dxa"/>
-            <w:shd w:val="clear" w:color="auto" w:fill="D9D9D9" w:themeFill="background1" w:themeFillShade="D9"/>
+            <w:shd w:val="clear" w:color="auto" w:fill="D9D9D9"/>
             <w:vAlign w:val="center"/>
           </w:tcPr>
           <w:p>
@@ -1396,7 +1396,7 @@
         <w:tc>
           <w:tcPr>
             <w:tcW w:w="2520" w:type="dxa"/>
-            <w:shd w:val="clear" w:color="auto" w:fill="D9D9D9" w:themeFill="background1" w:themeFillShade="D9"/>
+            <w:shd w:val="clear" w:color="auto" w:fill="D9D9D9"/>
             <w:vAlign w:val="center"/>
           </w:tcPr>
           <w:p>
@@ -1763,7 +1763,7 @@
         <w:tc>
           <w:tcPr>
             <w:tcW w:w="540" w:type="dxa"/>
-            <w:shd w:val="clear" w:color="auto" w:fill="D9D9D9" w:themeFill="background1" w:themeFillShade="D9"/>
+            <w:shd w:val="clear" w:color="auto" w:fill="D9D9D9"/>
           </w:tcPr>
           <w:p>
             <w:pPr>
@@ -1784,7 +1784,7 @@
         <w:tc>
           <w:tcPr>
             <w:tcW w:w="5400" w:type="dxa"/>
-            <w:shd w:val="clear" w:color="auto" w:fill="D9D9D9" w:themeFill="background1" w:themeFillShade="D9"/>
+            <w:shd w:val="clear" w:color="auto" w:fill="D9D9D9"/>
           </w:tcPr>
           <w:p>
             <w:pPr>
@@ -1805,7 +1805,7 @@
         <w:tc>
           <w:tcPr>
             <w:tcW w:w="1530" w:type="dxa"/>
-            <w:shd w:val="clear" w:color="auto" w:fill="D9D9D9" w:themeFill="background1" w:themeFillShade="D9"/>
+            <w:shd w:val="clear" w:color="auto" w:fill="D9D9D9"/>
           </w:tcPr>
           <w:p>
             <w:pPr>
@@ -1826,7 +1826,7 @@
         <w:tc>
           <w:tcPr>
             <w:tcW w:w="2520" w:type="dxa"/>
-            <w:shd w:val="clear" w:color="auto" w:fill="D9D9D9" w:themeFill="background1" w:themeFillShade="D9"/>
+            <w:shd w:val="clear" w:color="auto" w:fill="D9D9D9"/>
           </w:tcPr>
           <w:p>
             <w:pPr>
@@ -1966,7 +1966,7 @@
         <w:tc>
           <w:tcPr>
             <w:tcW w:w="540" w:type="dxa"/>
-            <w:shd w:val="clear" w:color="auto" w:fill="D9D9D9" w:themeFill="background1" w:themeFillShade="D9"/>
+            <w:shd w:val="clear" w:color="auto" w:fill="D9D9D9"/>
             <w:vAlign w:val="center"/>
           </w:tcPr>
           <w:p>
@@ -1988,7 +1988,7 @@
         <w:tc>
           <w:tcPr>
             <w:tcW w:w="9450" w:type="dxa"/>
-            <w:shd w:val="clear" w:color="auto" w:fill="D9D9D9" w:themeFill="background1" w:themeFillShade="D9"/>
+            <w:shd w:val="clear" w:color="auto" w:fill="D9D9D9"/>
             <w:vAlign w:val="center"/>
           </w:tcPr>
           <w:p>
@@ -2159,18 +2159,6 @@
               </w:rPr>
               <w:t>6 presentation slides, mostly visuals and tables – less text.</w:t>
             </w:r>
-          </w:p>
-          <w:p>
-            <w:pPr>
-              <w:pStyle w:val="ListParagraph"/>
-              <w:numPr>
-                <w:ilvl w:val="0"/>
-                <w:numId w:val="3"/>
-              </w:numPr>
-              <w:rPr>
-                <w:rFonts w:ascii="Calibri" w:hAnsi="Calibri" w:cs="Calibri"/>
-              </w:rPr>
-            </w:pPr>
           </w:p>
         </w:tc>
       </w:tr>
@@ -2374,7 +2362,7 @@
         <w:tc>
           <w:tcPr>
             <w:tcW w:w="540" w:type="dxa"/>
-            <w:shd w:val="clear" w:color="auto" w:fill="D9D9D9" w:themeFill="background1" w:themeFillShade="D9"/>
+            <w:shd w:val="clear" w:color="auto" w:fill="D9D9D9"/>
           </w:tcPr>
           <w:p>
             <w:pPr>
@@ -2395,7 +2383,7 @@
         <w:tc>
           <w:tcPr>
             <w:tcW w:w="5400" w:type="dxa"/>
-            <w:shd w:val="clear" w:color="auto" w:fill="D9D9D9" w:themeFill="background1" w:themeFillShade="D9"/>
+            <w:shd w:val="clear" w:color="auto" w:fill="D9D9D9"/>
           </w:tcPr>
           <w:p>
             <w:pPr>
@@ -2416,7 +2404,7 @@
         <w:tc>
           <w:tcPr>
             <w:tcW w:w="1530" w:type="dxa"/>
-            <w:shd w:val="clear" w:color="auto" w:fill="D9D9D9" w:themeFill="background1" w:themeFillShade="D9"/>
+            <w:shd w:val="clear" w:color="auto" w:fill="D9D9D9"/>
           </w:tcPr>
           <w:p>
             <w:pPr>
@@ -2437,7 +2425,7 @@
         <w:tc>
           <w:tcPr>
             <w:tcW w:w="2520" w:type="dxa"/>
-            <w:shd w:val="clear" w:color="auto" w:fill="D9D9D9" w:themeFill="background1" w:themeFillShade="D9"/>
+            <w:shd w:val="clear" w:color="auto" w:fill="D9D9D9"/>
           </w:tcPr>
           <w:p>
             <w:pPr>
@@ -2556,8 +2544,16 @@
               <w:rPr>
                 <w:rFonts w:ascii="Calibri" w:hAnsi="Calibri" w:cs="Calibri"/>
               </w:rPr>
-              <w:t>, Zaf</w:t>
-            </w:r>
+              <w:t xml:space="preserve">, </w:t>
+            </w:r>
+            <w:proofErr w:type="spellStart"/>
+            <w:r>
+              <w:rPr>
+                <w:rFonts w:ascii="Calibri" w:hAnsi="Calibri" w:cs="Calibri"/>
+              </w:rPr>
+              <w:t>Zaf</w:t>
+            </w:r>
+            <w:proofErr w:type="spellEnd"/>
             <w:r>
               <w:rPr>
                 <w:rFonts w:ascii="Calibri" w:hAnsi="Calibri" w:cs="Calibri"/>
@@ -2648,19 +2644,18 @@
         <w:tc>
           <w:tcPr>
             <w:tcW w:w="2520" w:type="dxa"/>
-            <w:vAlign w:val="center"/>
-          </w:tcPr>
-          <w:p>
-            <w:pPr>
-              <w:rPr>
-                <w:rFonts w:ascii="Calibri" w:hAnsi="Calibri" w:cs="Calibri"/>
-              </w:rPr>
-            </w:pPr>
-            <w:r>
-              <w:rPr>
-                <w:rFonts w:ascii="Calibri" w:hAnsi="Calibri" w:cs="Calibri"/>
-              </w:rPr>
-              <w:t>09/05/25</w:t>
+          </w:tcPr>
+          <w:p>
+            <w:pPr>
+              <w:rPr>
+                <w:rFonts w:ascii="Calibri" w:hAnsi="Calibri" w:cs="Calibri"/>
+              </w:rPr>
+            </w:pPr>
+            <w:r>
+              <w:rPr>
+                <w:rFonts w:ascii="Calibri" w:hAnsi="Calibri" w:cs="Calibri"/>
+              </w:rPr>
+              <w:t>09/06/25</w:t>
             </w:r>
           </w:p>
         </w:tc>
@@ -2767,19 +2762,18 @@
         <w:tc>
           <w:tcPr>
             <w:tcW w:w="2520" w:type="dxa"/>
-            <w:vAlign w:val="center"/>
-          </w:tcPr>
-          <w:p>
-            <w:pPr>
-              <w:rPr>
-                <w:rFonts w:ascii="Calibri" w:hAnsi="Calibri" w:cs="Calibri"/>
-              </w:rPr>
-            </w:pPr>
-            <w:r>
-              <w:rPr>
-                <w:rFonts w:ascii="Calibri" w:hAnsi="Calibri" w:cs="Calibri"/>
-              </w:rPr>
-              <w:t>09/05/25</w:t>
+          </w:tcPr>
+          <w:p>
+            <w:pPr>
+              <w:rPr>
+                <w:rFonts w:ascii="Calibri" w:hAnsi="Calibri" w:cs="Calibri"/>
+              </w:rPr>
+            </w:pPr>
+            <w:r>
+              <w:rPr>
+                <w:rFonts w:ascii="Calibri" w:hAnsi="Calibri" w:cs="Calibri"/>
+              </w:rPr>
+              <w:t>09/06/25</w:t>
             </w:r>
           </w:p>
         </w:tc>
@@ -2898,6 +2892,7 @@
           <w:rFonts w:ascii="Calibri" w:hAnsi="Calibri" w:cs="Calibri"/>
           <w:b/>
         </w:rPr>
+        <w:lastRenderedPageBreak/>
         <w:t>Next Meeting</w:t>
       </w:r>
     </w:p>
@@ -3065,7 +3060,7 @@
               <w:rPr>
                 <w:rFonts w:ascii="Calibri" w:hAnsi="Calibri" w:cs="Calibri"/>
               </w:rPr>
-              <w:t xml:space="preserve">IPv4 Results </w:t>
+              <w:t xml:space="preserve">Ubuntu OS IPv4 Runs (TCP and UDP) </w:t>
             </w:r>
           </w:p>
         </w:tc>
@@ -3525,7 +3520,7 @@
           <v:path o:extrusionok="f" gradientshapeok="t" o:connecttype="rect"/>
           <o:lock v:ext="edit" aspectratio="t"/>
         </v:shapetype>
-        <v:shape id="_x0000_s1025" type="#_x0000_t75" alt="" style="position:absolute;left:0;text-align:left;margin-left:-57.65pt;margin-top:-35.55pt;width:610.4pt;height:100.2pt;z-index:251657728;mso-wrap-edited:f;mso-width-percent:0;mso-height-percent:0;mso-width-percent:0;mso-height-percent:0">
+        <v:shape id="_x0000_s1025" type="#_x0000_t75" alt="" style="position:absolute;left:0;text-align:left;margin-left:-57.65pt;margin-top:-35.55pt;width:610.4pt;height:100.2pt;z-index:1;mso-wrap-edited:f;mso-width-percent:0;mso-height-percent:0;mso-width-percent:0;mso-height-percent:0">
           <v:imagedata r:id="rId1" o:title="Untitled-4"/>
           <w10:wrap type="square"/>
         </v:shape>

--- a/03-Communication-and-Teamwork/Meetings/Minutes/Mentor-Client-Meetings/Meeting Minutes 2025-05-29 (Mentor).docx
+++ b/03-Communication-and-Teamwork/Meetings/Minutes/Mentor-Client-Meetings/Meeting Minutes 2025-05-29 (Mentor).docx
@@ -2,7 +2,6 @@
 <file path=word/document.xml><?xml version="1.0" encoding="utf-8"?>
 <w:document xmlns:wpc="http://schemas.microsoft.com/office/word/2010/wordprocessingCanvas" xmlns:cx="http://schemas.microsoft.com/office/drawing/2014/chartex" xmlns:cx1="http://schemas.microsoft.com/office/drawing/2015/9/8/chartex" xmlns:cx2="http://schemas.microsoft.com/office/drawing/2015/10/21/chartex" xmlns:cx3="http://schemas.microsoft.com/office/drawing/2016/5/9/chartex" xmlns:cx4="http://schemas.microsoft.com/office/drawing/2016/5/10/chartex" xmlns:cx5="http://schemas.microsoft.com/office/drawing/2016/5/11/chartex" xmlns:cx6="http://schemas.microsoft.com/office/drawing/2016/5/12/chartex" xmlns:cx7="http://schemas.microsoft.com/office/drawing/2016/5/13/chartex" xmlns:cx8="http://schemas.microsoft.com/office/drawing/2016/5/14/chartex" xmlns:mc="http://schemas.openxmlformats.org/markup-compatibility/2006" xmlns:aink="http://schemas.microsoft.com/office/drawing/2016/ink" xmlns:am3d="http://schemas.microsoft.com/office/drawing/2017/model3d" xmlns:o="urn:schemas-microsoft-com:office:office" xmlns:oel="http://schemas.microsoft.com/office/2019/extlst" xmlns:r="http://schemas.openxmlformats.org/officeDocument/2006/relationships" xmlns:m="http://schemas.openxmlformats.org/officeDocument/2006/math" xmlns:v="urn:schemas-microsoft-com:vml" xmlns:wp14="http://schemas.microsoft.com/office/word/2010/wordprocessingDrawing" xmlns:wp="http://schemas.openxmlformats.org/drawingml/2006/wordprocessingDrawing" xmlns:w10="urn:schemas-microsoft-com:office:word" xmlns:w="http://schemas.openxmlformats.org/wordprocessingml/2006/main" xmlns:w14="http://schemas.microsoft.com/office/word/2010/wordml" xmlns:w15="http://schemas.microsoft.com/office/word/2012/wordml" xmlns:w16cex="http://schemas.microsoft.com/office/word/2018/wordml/cex" xmlns:w16cid="http://schemas.microsoft.com/office/word/2016/wordml/cid" xmlns:w16="http://schemas.microsoft.com/office/word/2018/wordml" xmlns:w16du="http://schemas.microsoft.com/office/word/2023/wordml/word16du" xmlns:w16sdtdh="http://schemas.microsoft.com/office/word/2020/wordml/sdtdatahash" xmlns:w16sdtfl="http://schemas.microsoft.com/office/word/2024/wordml/sdtformatlock" xmlns:w16se="http://schemas.microsoft.com/office/word/2015/wordml/symex" xmlns:wpg="http://schemas.microsoft.com/office/word/2010/wordprocessingGroup" xmlns:wpi="http://schemas.microsoft.com/office/word/2010/wordprocessingInk" xmlns:wne="http://schemas.microsoft.com/office/word/2006/wordml" xmlns:wps="http://schemas.microsoft.com/office/word/2010/wordprocessingShape" mc:Ignorable="w14 w15 w16se w16cid w16 w16cex w16sdtdh w16sdtfl w16du wp14">
   <w:body>
-    <w:p/>
     <w:p>
       <w:pPr>
         <w:jc w:val="center"/>
@@ -16,7 +15,7 @@
           <w:rFonts w:ascii="Calibri" w:hAnsi="Calibri" w:cs="Calibri"/>
           <w:b/>
         </w:rPr>
-        <w:t>Team Meeting</w:t>
+        <w:t>Mentor Meeting</w:t>
       </w:r>
     </w:p>
     <w:p>
@@ -64,14 +63,14 @@
                 <w:rFonts w:ascii="Calibri" w:hAnsi="Calibri" w:cs="Calibri"/>
                 <w:b/>
               </w:rPr>
-              <w:t>Client/</w:t>
-            </w:r>
-            <w:r>
-              <w:rPr>
-                <w:rFonts w:ascii="Calibri" w:hAnsi="Calibri" w:cs="Calibri"/>
-                <w:b/>
-              </w:rPr>
-              <w:t>Project:</w:t>
+              <w:t>Client</w:t>
+            </w:r>
+            <w:r>
+              <w:rPr>
+                <w:rFonts w:ascii="Calibri" w:hAnsi="Calibri" w:cs="Calibri"/>
+                <w:b/>
+              </w:rPr>
+              <w:t>:</w:t>
             </w:r>
           </w:p>
         </w:tc>
@@ -84,50 +83,20 @@
           </w:tcPr>
           <w:p>
             <w:pPr>
-              <w:jc w:val="center"/>
-              <w:rPr>
+              <w:rPr>
+                <w:rFonts w:ascii="Calibri" w:hAnsi="Calibri" w:cs="Calibri"/>
                 <w:b/>
                 <w:bCs/>
                 <w:color w:val="000000"/>
-                <w:sz w:val="40"/>
-                <w:szCs w:val="40"/>
-              </w:rPr>
-            </w:pPr>
-            <w:r>
-              <w:rPr>
-                <w:rFonts w:ascii="Calibri" w:hAnsi="Calibri" w:cs="Calibri"/>
-                <w:b/>
-              </w:rPr>
-              <w:t xml:space="preserve">Raymond Lutui </w:t>
-            </w:r>
-            <w:r>
-              <w:rPr>
-                <w:rFonts w:ascii="Aptos" w:hAnsi="Aptos" w:cs="Calibri"/>
-                <w:b/>
-                <w:sz w:val="14"/>
-                <w:szCs w:val="14"/>
-              </w:rPr>
-              <w:t xml:space="preserve">- </w:t>
-            </w:r>
-            <w:r>
-              <w:rPr>
-                <w:rFonts w:ascii="Aptos" w:hAnsi="Aptos"/>
-                <w:b/>
-                <w:bCs/>
-                <w:color w:val="000000"/>
-                <w:sz w:val="22"/>
-                <w:szCs w:val="22"/>
-              </w:rPr>
-              <w:t>Network Performance Evaluation on Linux Based Operating Systems</w:t>
-            </w:r>
-          </w:p>
-          <w:p>
-            <w:pPr>
-              <w:rPr>
-                <w:rFonts w:ascii="Calibri" w:hAnsi="Calibri" w:cs="Calibri"/>
-                <w:b/>
-              </w:rPr>
-            </w:pPr>
+              </w:rPr>
+            </w:pPr>
+            <w:r>
+              <w:rPr>
+                <w:rFonts w:ascii="Calibri" w:hAnsi="Calibri" w:cs="Calibri"/>
+                <w:b/>
+              </w:rPr>
+              <w:t>Raymond Lutui</w:t>
+            </w:r>
           </w:p>
         </w:tc>
       </w:tr>
@@ -150,23 +119,8 @@
                 <w:rFonts w:ascii="Calibri" w:hAnsi="Calibri" w:cs="Calibri"/>
                 <w:b/>
               </w:rPr>
-              <w:t>Purpose</w:t>
-            </w:r>
-            <w:r>
-              <w:rPr>
-                <w:rFonts w:ascii="Calibri" w:hAnsi="Calibri" w:cs="Calibri"/>
-                <w:b/>
-              </w:rPr>
-              <w:t>:</w:t>
-            </w:r>
-          </w:p>
-          <w:p>
-            <w:pPr>
-              <w:rPr>
-                <w:rFonts w:ascii="Calibri" w:hAnsi="Calibri" w:cs="Calibri"/>
-                <w:b/>
-              </w:rPr>
-            </w:pPr>
+              <w:t>Project:</w:t>
+            </w:r>
           </w:p>
         </w:tc>
         <w:tc>
@@ -181,32 +135,16 @@
               <w:rPr>
                 <w:rFonts w:ascii="Calibri" w:hAnsi="Calibri" w:cs="Calibri"/>
                 <w:b/>
+              </w:rPr>
+            </w:pPr>
+            <w:r>
+              <w:rPr>
+                <w:rFonts w:ascii="Calibri" w:hAnsi="Calibri" w:cs="Calibri"/>
+                <w:b/>
                 <w:bCs/>
-              </w:rPr>
-            </w:pPr>
-            <w:r>
-              <w:rPr>
-                <w:rFonts w:ascii="Calibri" w:hAnsi="Calibri" w:cs="Calibri"/>
-                <w:b/>
-                <w:bCs/>
-              </w:rPr>
-              <w:t xml:space="preserve">Project Status report review </w:t>
-            </w:r>
-            <w:r>
-              <w:rPr>
-                <w:rFonts w:ascii="Calibri" w:hAnsi="Calibri" w:cs="Calibri"/>
-                <w:b/>
-                <w:bCs/>
-              </w:rPr>
-              <w:t xml:space="preserve">and feedback </w:t>
-            </w:r>
-            <w:r>
-              <w:rPr>
-                <w:rFonts w:ascii="Calibri" w:hAnsi="Calibri" w:cs="Calibri"/>
-                <w:b/>
-                <w:bCs/>
-              </w:rPr>
-              <w:t>with mentor</w:t>
+                <w:color w:val="000000"/>
+              </w:rPr>
+              <w:t>Network Performance Evaluation on Linux Based Operating Systems</w:t>
             </w:r>
           </w:p>
         </w:tc>
@@ -215,55 +153,70 @@
         <w:tc>
           <w:tcPr>
             <w:tcW w:w="2952" w:type="dxa"/>
-            <w:vAlign w:val="center"/>
-          </w:tcPr>
-          <w:p>
-            <w:pPr>
-              <w:rPr>
-                <w:rFonts w:ascii="Calibri" w:hAnsi="Calibri" w:cs="Calibri"/>
-                <w:b/>
-              </w:rPr>
-            </w:pPr>
-            <w:r>
-              <w:rPr>
-                <w:rFonts w:ascii="Calibri" w:hAnsi="Calibri" w:cs="Calibri"/>
-                <w:b/>
-              </w:rPr>
-              <w:t>Meeting called by:</w:t>
-            </w:r>
-          </w:p>
-          <w:p>
-            <w:pPr>
-              <w:rPr>
-                <w:rFonts w:ascii="Calibri" w:hAnsi="Calibri" w:cs="Calibri"/>
-                <w:b/>
-              </w:rPr>
-            </w:pPr>
+            <w:shd w:val="clear" w:color="auto" w:fill="D9D9D9"/>
+            <w:vAlign w:val="center"/>
+          </w:tcPr>
+          <w:p>
+            <w:pPr>
+              <w:rPr>
+                <w:rFonts w:ascii="Calibri" w:hAnsi="Calibri" w:cs="Calibri"/>
+                <w:b/>
+              </w:rPr>
+            </w:pPr>
+            <w:r>
+              <w:rPr>
+                <w:rFonts w:ascii="Calibri" w:hAnsi="Calibri" w:cs="Calibri"/>
+                <w:b/>
+              </w:rPr>
+              <w:t>Purpose</w:t>
+            </w:r>
+            <w:r>
+              <w:rPr>
+                <w:rFonts w:ascii="Calibri" w:hAnsi="Calibri" w:cs="Calibri"/>
+                <w:b/>
+              </w:rPr>
+              <w:t>:</w:t>
+            </w:r>
           </w:p>
         </w:tc>
         <w:tc>
           <w:tcPr>
             <w:tcW w:w="7038" w:type="dxa"/>
             <w:gridSpan w:val="2"/>
-            <w:vAlign w:val="center"/>
-          </w:tcPr>
-          <w:p>
-            <w:pPr>
-              <w:rPr>
-                <w:rFonts w:ascii="Calibri" w:hAnsi="Calibri" w:cs="Calibri"/>
-              </w:rPr>
-            </w:pPr>
-            <w:r>
-              <w:rPr>
-                <w:rFonts w:ascii="Calibri" w:hAnsi="Calibri" w:cs="Calibri"/>
-              </w:rPr>
-              <w:t xml:space="preserve">Daniel </w:t>
-            </w:r>
-            <w:r>
-              <w:rPr>
-                <w:rFonts w:ascii="Calibri" w:hAnsi="Calibri" w:cs="Calibri"/>
-              </w:rPr>
-              <w:t>Vaipulu</w:t>
+            <w:shd w:val="clear" w:color="auto" w:fill="D9D9D9"/>
+            <w:vAlign w:val="center"/>
+          </w:tcPr>
+          <w:p>
+            <w:pPr>
+              <w:rPr>
+                <w:rFonts w:ascii="Calibri" w:hAnsi="Calibri" w:cs="Calibri"/>
+                <w:b/>
+                <w:bCs/>
+              </w:rPr>
+            </w:pPr>
+            <w:r>
+              <w:rPr>
+                <w:rFonts w:ascii="Calibri" w:hAnsi="Calibri" w:cs="Calibri"/>
+                <w:b/>
+                <w:bCs/>
+              </w:rPr>
+              <w:t xml:space="preserve">Project Status report review </w:t>
+            </w:r>
+            <w:r>
+              <w:rPr>
+                <w:rFonts w:ascii="Calibri" w:hAnsi="Calibri" w:cs="Calibri"/>
+                <w:b/>
+                <w:bCs/>
+              </w:rPr>
+              <w:t xml:space="preserve">and feedback </w:t>
+            </w:r>
+            <w:r>
+              <w:rPr>
+                <w:rFonts w:ascii="Calibri" w:hAnsi="Calibri" w:cs="Calibri"/>
+                <w:b/>
+                <w:bCs/>
+              </w:rPr>
+              <w:t>with mentor</w:t>
             </w:r>
           </w:p>
         </w:tc>
@@ -279,160 +232,41 @@
               <w:rPr>
                 <w:rFonts w:ascii="Calibri" w:hAnsi="Calibri" w:cs="Calibri"/>
                 <w:b/>
-                <w:bCs/>
-              </w:rPr>
-            </w:pPr>
-            <w:r>
-              <w:rPr>
-                <w:rFonts w:ascii="Calibri" w:hAnsi="Calibri" w:cs="Calibri"/>
-                <w:b/>
-                <w:bCs/>
-              </w:rPr>
-              <w:t>Location:</w:t>
-            </w:r>
-            <w:r>
-              <w:rPr>
-                <w:rFonts w:ascii="Calibri" w:hAnsi="Calibri" w:cs="Calibri"/>
-                <w:b/>
-                <w:bCs/>
-              </w:rPr>
-              <w:t xml:space="preserve"> </w:t>
-            </w:r>
-            <w:r>
-              <w:rPr>
-                <w:rFonts w:ascii="Calibri" w:hAnsi="Calibri" w:cs="Calibri"/>
-                <w:b/>
-                <w:bCs/>
-              </w:rPr>
-              <w:t xml:space="preserve"> WZ1101</w:t>
-            </w:r>
-          </w:p>
-          <w:p>
-            <w:pPr>
-              <w:rPr>
-                <w:rFonts w:ascii="Calibri" w:hAnsi="Calibri" w:cs="Calibri"/>
-                <w:b/>
-              </w:rPr>
-            </w:pPr>
-          </w:p>
-        </w:tc>
-        <w:tc>
-          <w:tcPr>
-            <w:tcW w:w="2952" w:type="dxa"/>
-            <w:vAlign w:val="center"/>
-          </w:tcPr>
-          <w:p>
-            <w:pPr>
-              <w:rPr>
-                <w:rFonts w:ascii="Calibri" w:hAnsi="Calibri" w:cs="Calibri"/>
-                <w:b/>
-                <w:bCs/>
-              </w:rPr>
-            </w:pPr>
-            <w:r>
-              <w:rPr>
-                <w:rFonts w:ascii="Calibri" w:hAnsi="Calibri" w:cs="Calibri"/>
-                <w:b/>
-                <w:bCs/>
-              </w:rPr>
-              <w:t>Date:</w:t>
-            </w:r>
-            <w:r>
-              <w:rPr>
-                <w:rFonts w:ascii="Calibri" w:hAnsi="Calibri" w:cs="Calibri"/>
-                <w:b/>
-                <w:bCs/>
-              </w:rPr>
-              <w:t xml:space="preserve"> </w:t>
-            </w:r>
-            <w:r>
-              <w:rPr>
-                <w:rFonts w:ascii="Calibri" w:hAnsi="Calibri" w:cs="Calibri"/>
-                <w:b/>
-                <w:bCs/>
-              </w:rPr>
-              <w:t>2</w:t>
-            </w:r>
-            <w:r>
-              <w:rPr>
-                <w:rFonts w:ascii="Calibri" w:hAnsi="Calibri" w:cs="Calibri"/>
-                <w:b/>
-                <w:bCs/>
-              </w:rPr>
-              <w:t>9</w:t>
-            </w:r>
-            <w:r>
-              <w:rPr>
-                <w:rFonts w:ascii="Calibri" w:hAnsi="Calibri" w:cs="Calibri"/>
-                <w:b/>
-                <w:bCs/>
-              </w:rPr>
-              <w:t>/05/25</w:t>
-            </w:r>
-          </w:p>
-        </w:tc>
-        <w:tc>
-          <w:tcPr>
-            <w:tcW w:w="4086" w:type="dxa"/>
-            <w:vAlign w:val="center"/>
-          </w:tcPr>
-          <w:p>
-            <w:pPr>
-              <w:rPr>
-                <w:rFonts w:ascii="Calibri" w:hAnsi="Calibri" w:cs="Calibri"/>
-              </w:rPr>
-            </w:pPr>
-            <w:r>
-              <w:rPr>
-                <w:rFonts w:ascii="Calibri" w:hAnsi="Calibri" w:cs="Calibri"/>
-                <w:b/>
-                <w:bCs/>
-              </w:rPr>
-              <w:t>Time:</w:t>
-            </w:r>
-            <w:r>
-              <w:rPr>
-                <w:rFonts w:ascii="Calibri" w:hAnsi="Calibri" w:cs="Calibri"/>
-              </w:rPr>
-              <w:t xml:space="preserve"> </w:t>
-            </w:r>
-            <w:r>
-              <w:rPr>
-                <w:rFonts w:ascii="Calibri" w:hAnsi="Calibri" w:cs="Calibri"/>
-              </w:rPr>
-              <w:t>1</w:t>
-            </w:r>
-            <w:r>
-              <w:rPr>
-                <w:rFonts w:ascii="Calibri" w:hAnsi="Calibri" w:cs="Calibri"/>
-              </w:rPr>
-              <w:t>2:00</w:t>
-            </w:r>
-            <w:r>
-              <w:rPr>
-                <w:rFonts w:ascii="Calibri" w:hAnsi="Calibri" w:cs="Calibri"/>
-              </w:rPr>
-              <w:t xml:space="preserve">pm – </w:t>
-            </w:r>
-            <w:r>
-              <w:rPr>
-                <w:rFonts w:ascii="Calibri" w:hAnsi="Calibri" w:cs="Calibri"/>
-              </w:rPr>
-              <w:t>12:30</w:t>
-            </w:r>
-            <w:r>
-              <w:rPr>
-                <w:rFonts w:ascii="Calibri" w:hAnsi="Calibri" w:cs="Calibri"/>
-              </w:rPr>
-              <w:t>pm</w:t>
-            </w:r>
-          </w:p>
-          <w:p>
-            <w:pPr>
-              <w:rPr>
-                <w:rFonts w:ascii="Calibri" w:hAnsi="Calibri" w:cs="Calibri"/>
-              </w:rPr>
-            </w:pPr>
+              </w:rPr>
+            </w:pPr>
+            <w:r>
+              <w:rPr>
+                <w:rFonts w:ascii="Calibri" w:hAnsi="Calibri" w:cs="Calibri"/>
+                <w:b/>
+              </w:rPr>
+              <w:t>Meeting called by:</w:t>
+            </w:r>
+          </w:p>
+        </w:tc>
+        <w:tc>
+          <w:tcPr>
+            <w:tcW w:w="7038" w:type="dxa"/>
+            <w:gridSpan w:val="2"/>
+            <w:vAlign w:val="center"/>
+          </w:tcPr>
+          <w:p>
+            <w:pPr>
+              <w:rPr>
+                <w:rFonts w:ascii="Calibri" w:hAnsi="Calibri" w:cs="Calibri"/>
+              </w:rPr>
+            </w:pPr>
+            <w:r>
+              <w:rPr>
+                <w:rFonts w:ascii="Calibri" w:hAnsi="Calibri" w:cs="Calibri"/>
+              </w:rPr>
+              <w:t xml:space="preserve">Daniel </w:t>
+            </w:r>
+            <w:r>
+              <w:rPr>
+                <w:rFonts w:ascii="Calibri" w:hAnsi="Calibri" w:cs="Calibri"/>
+              </w:rPr>
+              <w:t>Vaipulu</w:t>
+            </w:r>
           </w:p>
         </w:tc>
       </w:tr>
@@ -447,6 +281,151 @@
               <w:rPr>
                 <w:rFonts w:ascii="Calibri" w:hAnsi="Calibri" w:cs="Calibri"/>
                 <w:b/>
+                <w:bCs/>
+              </w:rPr>
+            </w:pPr>
+            <w:r>
+              <w:rPr>
+                <w:rFonts w:ascii="Calibri" w:hAnsi="Calibri" w:cs="Calibri"/>
+                <w:b/>
+                <w:bCs/>
+              </w:rPr>
+              <w:t>Location:</w:t>
+            </w:r>
+            <w:r>
+              <w:rPr>
+                <w:rFonts w:ascii="Calibri" w:hAnsi="Calibri" w:cs="Calibri"/>
+                <w:b/>
+                <w:bCs/>
+              </w:rPr>
+              <w:t xml:space="preserve"> </w:t>
+            </w:r>
+            <w:r>
+              <w:rPr>
+                <w:rFonts w:ascii="Calibri" w:hAnsi="Calibri" w:cs="Calibri"/>
+              </w:rPr>
+              <w:t>WZ1101</w:t>
+            </w:r>
+          </w:p>
+        </w:tc>
+        <w:tc>
+          <w:tcPr>
+            <w:tcW w:w="2952" w:type="dxa"/>
+            <w:vAlign w:val="center"/>
+          </w:tcPr>
+          <w:p>
+            <w:pPr>
+              <w:rPr>
+                <w:rFonts w:ascii="Calibri" w:hAnsi="Calibri" w:cs="Calibri"/>
+                <w:b/>
+                <w:bCs/>
+              </w:rPr>
+            </w:pPr>
+            <w:r>
+              <w:rPr>
+                <w:rFonts w:ascii="Calibri" w:hAnsi="Calibri" w:cs="Calibri"/>
+                <w:b/>
+                <w:bCs/>
+              </w:rPr>
+              <w:t>Date:</w:t>
+            </w:r>
+            <w:r>
+              <w:rPr>
+                <w:rFonts w:ascii="Calibri" w:hAnsi="Calibri" w:cs="Calibri"/>
+                <w:b/>
+                <w:bCs/>
+              </w:rPr>
+              <w:t xml:space="preserve"> </w:t>
+            </w:r>
+            <w:r>
+              <w:rPr>
+                <w:rFonts w:ascii="Calibri" w:hAnsi="Calibri" w:cs="Calibri"/>
+              </w:rPr>
+              <w:t>2</w:t>
+            </w:r>
+            <w:r>
+              <w:rPr>
+                <w:rFonts w:ascii="Calibri" w:hAnsi="Calibri" w:cs="Calibri"/>
+              </w:rPr>
+              <w:t>9</w:t>
+            </w:r>
+            <w:r>
+              <w:rPr>
+                <w:rFonts w:ascii="Calibri" w:hAnsi="Calibri" w:cs="Calibri"/>
+              </w:rPr>
+              <w:t>/05/25</w:t>
+            </w:r>
+          </w:p>
+        </w:tc>
+        <w:tc>
+          <w:tcPr>
+            <w:tcW w:w="4086" w:type="dxa"/>
+            <w:vAlign w:val="center"/>
+          </w:tcPr>
+          <w:p>
+            <w:pPr>
+              <w:rPr>
+                <w:rFonts w:ascii="Calibri" w:hAnsi="Calibri" w:cs="Calibri"/>
+              </w:rPr>
+            </w:pPr>
+            <w:r>
+              <w:rPr>
+                <w:rFonts w:ascii="Calibri" w:hAnsi="Calibri" w:cs="Calibri"/>
+                <w:b/>
+                <w:bCs/>
+              </w:rPr>
+              <w:t>Time:</w:t>
+            </w:r>
+            <w:r>
+              <w:rPr>
+                <w:rFonts w:ascii="Calibri" w:hAnsi="Calibri" w:cs="Calibri"/>
+              </w:rPr>
+              <w:t xml:space="preserve"> </w:t>
+            </w:r>
+            <w:r>
+              <w:rPr>
+                <w:rFonts w:ascii="Calibri" w:hAnsi="Calibri" w:cs="Calibri"/>
+              </w:rPr>
+              <w:t>1</w:t>
+            </w:r>
+            <w:r>
+              <w:rPr>
+                <w:rFonts w:ascii="Calibri" w:hAnsi="Calibri" w:cs="Calibri"/>
+              </w:rPr>
+              <w:t>2:00</w:t>
+            </w:r>
+            <w:r>
+              <w:rPr>
+                <w:rFonts w:ascii="Calibri" w:hAnsi="Calibri" w:cs="Calibri"/>
+              </w:rPr>
+              <w:t xml:space="preserve">pm – </w:t>
+            </w:r>
+            <w:r>
+              <w:rPr>
+                <w:rFonts w:ascii="Calibri" w:hAnsi="Calibri" w:cs="Calibri"/>
+              </w:rPr>
+              <w:t>12:30</w:t>
+            </w:r>
+            <w:r>
+              <w:rPr>
+                <w:rFonts w:ascii="Calibri" w:hAnsi="Calibri" w:cs="Calibri"/>
+              </w:rPr>
+              <w:t>pm</w:t>
+            </w:r>
+          </w:p>
+        </w:tc>
+      </w:tr>
+      <w:tr>
+        <w:tc>
+          <w:tcPr>
+            <w:tcW w:w="2952" w:type="dxa"/>
+            <w:vAlign w:val="center"/>
+          </w:tcPr>
+          <w:p>
+            <w:pPr>
+              <w:rPr>
+                <w:rFonts w:ascii="Calibri" w:hAnsi="Calibri" w:cs="Calibri"/>
+                <w:bCs/>
               </w:rPr>
             </w:pPr>
             <w:r>
@@ -456,14 +435,20 @@
               </w:rPr>
               <w:t>QA:</w:t>
             </w:r>
-          </w:p>
-          <w:p>
-            <w:pPr>
-              <w:rPr>
-                <w:rFonts w:ascii="Calibri" w:hAnsi="Calibri" w:cs="Calibri"/>
-                <w:b/>
-              </w:rPr>
-            </w:pPr>
+            <w:r>
+              <w:rPr>
+                <w:rFonts w:ascii="Calibri" w:hAnsi="Calibri" w:cs="Calibri"/>
+                <w:b/>
+              </w:rPr>
+              <w:t xml:space="preserve"> </w:t>
+            </w:r>
+            <w:r>
+              <w:rPr>
+                <w:rFonts w:ascii="Calibri" w:hAnsi="Calibri" w:cs="Calibri"/>
+                <w:bCs/>
+              </w:rPr>
+              <w:t>Win Phyo</w:t>
+            </w:r>
           </w:p>
         </w:tc>
         <w:tc>
@@ -482,30 +467,22 @@
                 <w:rFonts w:ascii="Calibri" w:hAnsi="Calibri" w:cs="Calibri"/>
                 <w:b/>
               </w:rPr>
-              <w:t>Version</w:t>
-            </w:r>
-            <w:r>
-              <w:rPr>
-                <w:rFonts w:ascii="Calibri" w:hAnsi="Calibri" w:cs="Calibri"/>
-                <w:b/>
-              </w:rPr>
-              <w:t xml:space="preserve">: </w:t>
-            </w:r>
-            <w:r>
-              <w:rPr>
-                <w:rFonts w:ascii="Calibri" w:hAnsi="Calibri" w:cs="Calibri"/>
-                <w:b/>
-              </w:rPr>
-              <w:t>1.0</w:t>
-            </w:r>
-          </w:p>
-          <w:p>
-            <w:pPr>
-              <w:rPr>
-                <w:rFonts w:ascii="Calibri" w:hAnsi="Calibri" w:cs="Calibri"/>
-                <w:b/>
-              </w:rPr>
-            </w:pPr>
+              <w:t xml:space="preserve">Version: </w:t>
+            </w:r>
+            <w:r>
+              <w:rPr>
+                <w:rFonts w:ascii="Calibri" w:hAnsi="Calibri" w:cs="Calibri"/>
+                <w:bCs/>
+              </w:rPr>
+              <w:t>1.</w:t>
+            </w:r>
+            <w:r>
+              <w:rPr>
+                <w:rFonts w:ascii="Calibri" w:hAnsi="Calibri" w:cs="Calibri"/>
+                <w:bCs/>
+              </w:rPr>
+              <w:t>1</w:t>
+            </w:r>
           </w:p>
         </w:tc>
         <w:tc>
@@ -530,27 +507,9 @@
             <w:r>
               <w:rPr>
                 <w:rFonts w:ascii="Calibri" w:hAnsi="Calibri" w:cs="Calibri"/>
-                <w:b/>
-                <w:bCs/>
-              </w:rPr>
-              <w:t xml:space="preserve"> </w:t>
-            </w:r>
-            <w:r>
-              <w:rPr>
-                <w:rFonts w:ascii="Calibri" w:hAnsi="Calibri" w:cs="Calibri"/>
-                <w:b/>
-                <w:bCs/>
-              </w:rPr>
-              <w:t>Win Phyo</w:t>
-            </w:r>
-          </w:p>
-          <w:p>
-            <w:pPr>
-              <w:rPr>
-                <w:rFonts w:ascii="Calibri" w:hAnsi="Calibri" w:cs="Calibri"/>
-                <w:b/>
-              </w:rPr>
-            </w:pPr>
+              </w:rPr>
+              <w:t>Thomas</w:t>
+            </w:r>
           </w:p>
         </w:tc>
       </w:tr>
@@ -575,14 +534,7 @@
           <w:rFonts w:ascii="Calibri" w:hAnsi="Calibri" w:cs="Calibri"/>
           <w:b/>
         </w:rPr>
-        <w:t xml:space="preserve">Meeting </w:t>
-      </w:r>
-      <w:r>
-        <w:rPr>
-          <w:rFonts w:ascii="Calibri" w:hAnsi="Calibri" w:cs="Calibri"/>
-          <w:b/>
-        </w:rPr>
-        <w:t>Attendees</w:t>
+        <w:t>Meeting Attendees</w:t>
       </w:r>
     </w:p>
     <w:p>
@@ -695,12 +647,12 @@
           <w:p>
             <w:pPr>
               <w:rPr>
-                <w:rFonts w:ascii="Aptos" w:hAnsi="Aptos" w:cs="Calibri"/>
-              </w:rPr>
-            </w:pPr>
-            <w:r>
-              <w:rPr>
-                <w:rFonts w:ascii="Aptos" w:hAnsi="Aptos"/>
+                <w:rFonts w:ascii="Calibri" w:hAnsi="Calibri" w:cs="Calibri"/>
+              </w:rPr>
+            </w:pPr>
+            <w:r>
+              <w:rPr>
+                <w:rFonts w:ascii="Calibri" w:hAnsi="Calibri" w:cs="Calibri"/>
               </w:rPr>
               <w:t>Win Phyo</w:t>
             </w:r>
@@ -734,12 +686,12 @@
           <w:p>
             <w:pPr>
               <w:rPr>
-                <w:rFonts w:ascii="Aptos" w:hAnsi="Aptos" w:cs="Calibri"/>
-              </w:rPr>
-            </w:pPr>
-            <w:r>
-              <w:rPr>
-                <w:rFonts w:ascii="Aptos" w:hAnsi="Aptos"/>
+                <w:rFonts w:ascii="Calibri" w:hAnsi="Calibri" w:cs="Calibri"/>
+              </w:rPr>
+            </w:pPr>
+            <w:r>
+              <w:rPr>
+                <w:rFonts w:ascii="Calibri" w:hAnsi="Calibri" w:cs="Calibri"/>
               </w:rPr>
               <w:t>Daniel Vaipulu</w:t>
             </w:r>
@@ -800,12 +752,16 @@
             <w:pPr>
               <w:rPr>
                 <w:rFonts w:ascii="Calibri" w:hAnsi="Calibri" w:cs="Calibri"/>
+                <w:b/>
+                <w:bCs/>
                 <w:i/>
               </w:rPr>
             </w:pPr>
             <w:r>
               <w:rPr>
                 <w:rFonts w:ascii="Calibri" w:hAnsi="Calibri" w:cs="Calibri"/>
+                <w:b/>
+                <w:bCs/>
                 <w:i/>
               </w:rPr>
               <w:t>Names</w:t>
@@ -821,12 +777,16 @@
             <w:pPr>
               <w:rPr>
                 <w:rFonts w:ascii="Calibri" w:hAnsi="Calibri" w:cs="Calibri"/>
+                <w:b/>
+                <w:bCs/>
                 <w:i/>
               </w:rPr>
             </w:pPr>
             <w:r>
               <w:rPr>
                 <w:rFonts w:ascii="Calibri" w:hAnsi="Calibri" w:cs="Calibri"/>
+                <w:b/>
+                <w:bCs/>
                 <w:i/>
               </w:rPr>
               <w:t>Representing</w:t>
@@ -1158,13 +1118,13 @@
         <w:tblLook w:val="01E0" w:firstRow="1" w:lastRow="1" w:firstColumn="1" w:lastColumn="1" w:noHBand="0" w:noVBand="0"/>
       </w:tblPr>
       <w:tblGrid>
-        <w:gridCol w:w="4680"/>
-        <w:gridCol w:w="5310"/>
+        <w:gridCol w:w="5103"/>
+        <w:gridCol w:w="4887"/>
       </w:tblGrid>
       <w:tr>
         <w:tc>
           <w:tcPr>
-            <w:tcW w:w="4680" w:type="dxa"/>
+            <w:tcW w:w="5103" w:type="dxa"/>
             <w:vAlign w:val="center"/>
           </w:tcPr>
           <w:p>
@@ -1231,38 +1191,20 @@
         </w:tc>
         <w:tc>
           <w:tcPr>
-            <w:tcW w:w="5310" w:type="dxa"/>
-            <w:vAlign w:val="center"/>
-          </w:tcPr>
-          <w:p>
-            <w:pPr>
-              <w:rPr>
-                <w:rFonts w:ascii="Calibri" w:hAnsi="Calibri" w:cs="Calibri"/>
-              </w:rPr>
-            </w:pPr>
-            <w:r>
-              <w:rPr>
-                <w:rFonts w:ascii="Calibri" w:hAnsi="Calibri" w:cs="Calibri"/>
-              </w:rPr>
-              <w:t xml:space="preserve">Minutes </w:t>
-            </w:r>
-            <w:r>
-              <w:rPr>
-                <w:rFonts w:ascii="Calibri" w:hAnsi="Calibri" w:cs="Calibri"/>
-              </w:rPr>
-              <w:t>circulation to:</w:t>
-            </w:r>
-            <w:r>
-              <w:rPr>
-                <w:rFonts w:ascii="Calibri" w:hAnsi="Calibri" w:cs="Calibri"/>
-              </w:rPr>
-              <w:t xml:space="preserve"> </w:t>
-            </w:r>
-            <w:r>
-              <w:rPr>
-                <w:rFonts w:ascii="Calibri" w:hAnsi="Calibri" w:cs="Calibri"/>
-              </w:rPr>
-              <w:t>All team members</w:t>
+            <w:tcW w:w="4887" w:type="dxa"/>
+            <w:vAlign w:val="center"/>
+          </w:tcPr>
+          <w:p>
+            <w:pPr>
+              <w:rPr>
+                <w:rFonts w:ascii="Calibri" w:hAnsi="Calibri" w:cs="Calibri"/>
+              </w:rPr>
+            </w:pPr>
+            <w:r>
+              <w:rPr>
+                <w:rFonts w:ascii="Calibri" w:hAnsi="Calibri" w:cs="Calibri"/>
+              </w:rPr>
+              <w:t>Minutes circulation to: Project Team</w:t>
             </w:r>
           </w:p>
         </w:tc>
@@ -1476,7 +1418,7 @@
               <w:rPr>
                 <w:rFonts w:ascii="Calibri" w:hAnsi="Calibri" w:cs="Calibri"/>
               </w:rPr>
-              <w:t>Win Phyo</w:t>
+              <w:t>Win</w:t>
             </w:r>
           </w:p>
         </w:tc>
@@ -1566,7 +1508,7 @@
               <w:rPr>
                 <w:rFonts w:ascii="Calibri" w:hAnsi="Calibri" w:cs="Calibri"/>
               </w:rPr>
-              <w:t>Win Phyo</w:t>
+              <w:t>Win</w:t>
             </w:r>
           </w:p>
         </w:tc>
@@ -1655,7 +1597,7 @@
               <w:rPr>
                 <w:rFonts w:ascii="Calibri" w:hAnsi="Calibri" w:cs="Calibri"/>
               </w:rPr>
-              <w:t>Win Phyo</w:t>
+              <w:t>Win</w:t>
             </w:r>
           </w:p>
         </w:tc>
@@ -1674,13 +1616,24 @@
               <w:rPr>
                 <w:rFonts w:ascii="Calibri" w:hAnsi="Calibri" w:cs="Calibri"/>
               </w:rPr>
-              <w:t>10 Minutes</w:t>
+              <w:t xml:space="preserve">10 </w:t>
+            </w:r>
+            <w:r>
+              <w:rPr>
+                <w:rFonts w:ascii="Calibri" w:hAnsi="Calibri" w:cs="Calibri"/>
+              </w:rPr>
+              <w:t>m</w:t>
+            </w:r>
+            <w:r>
+              <w:rPr>
+                <w:rFonts w:ascii="Calibri" w:hAnsi="Calibri" w:cs="Calibri"/>
+              </w:rPr>
+              <w:t>inutes</w:t>
             </w:r>
           </w:p>
         </w:tc>
       </w:tr>
     </w:tbl>
-    <w:p/>
     <w:p>
       <w:pPr>
         <w:rPr>
@@ -1701,35 +1654,7 @@
           <w:rFonts w:ascii="Calibri" w:hAnsi="Calibri" w:cs="Calibri"/>
           <w:b/>
         </w:rPr>
-        <w:t xml:space="preserve">Open Action Items/Action Items </w:t>
-      </w:r>
-      <w:r>
-        <w:rPr>
-          <w:rFonts w:ascii="Calibri" w:hAnsi="Calibri" w:cs="Calibri"/>
-          <w:b/>
-        </w:rPr>
-        <w:t>f</w:t>
-      </w:r>
-      <w:r>
-        <w:rPr>
-          <w:rFonts w:ascii="Calibri" w:hAnsi="Calibri" w:cs="Calibri"/>
-          <w:b/>
-        </w:rPr>
-        <w:t xml:space="preserve">rom </w:t>
-      </w:r>
-      <w:r>
-        <w:rPr>
-          <w:rFonts w:ascii="Calibri" w:hAnsi="Calibri" w:cs="Calibri"/>
-          <w:b/>
-        </w:rPr>
-        <w:t xml:space="preserve">the </w:t>
-      </w:r>
-      <w:r>
-        <w:rPr>
-          <w:rFonts w:ascii="Calibri" w:hAnsi="Calibri" w:cs="Calibri"/>
-          <w:b/>
-        </w:rPr>
-        <w:t>Previous Meeting</w:t>
+        <w:t>Open Action Items/Action Items from the Previous Meeting</w:t>
       </w:r>
     </w:p>
     <w:p>
@@ -1927,14 +1852,7 @@
           <w:rFonts w:ascii="Calibri" w:hAnsi="Calibri" w:cs="Calibri"/>
           <w:b/>
         </w:rPr>
-        <w:t xml:space="preserve">Discussion </w:t>
-      </w:r>
-      <w:r>
-        <w:rPr>
-          <w:rFonts w:ascii="Calibri" w:hAnsi="Calibri" w:cs="Calibri"/>
-          <w:b/>
-        </w:rPr>
-        <w:t>and Decisions</w:t>
+        <w:t>Discussion and Decisions</w:t>
       </w:r>
     </w:p>
     <w:p>
@@ -2003,14 +1921,7 @@
                 <w:rFonts w:ascii="Calibri" w:hAnsi="Calibri" w:cs="Calibri"/>
                 <w:b/>
               </w:rPr>
-              <w:t xml:space="preserve">Discussion </w:t>
-            </w:r>
-            <w:r>
-              <w:rPr>
-                <w:rFonts w:ascii="Calibri" w:hAnsi="Calibri" w:cs="Calibri"/>
-                <w:b/>
-              </w:rPr>
-              <w:t>and Decisions</w:t>
+              <w:t>Discussion and Decisions</w:t>
             </w:r>
           </w:p>
         </w:tc>
@@ -2057,7 +1968,7 @@
               <w:pStyle w:val="ListParagraph"/>
               <w:numPr>
                 <w:ilvl w:val="0"/>
-                <w:numId w:val="3"/>
+                <w:numId w:val="27"/>
               </w:numPr>
               <w:rPr>
                 <w:rFonts w:ascii="Calibri" w:hAnsi="Calibri" w:cs="Calibri"/>
@@ -2075,7 +1986,7 @@
               <w:pStyle w:val="ListParagraph"/>
               <w:numPr>
                 <w:ilvl w:val="0"/>
-                <w:numId w:val="3"/>
+                <w:numId w:val="27"/>
               </w:numPr>
               <w:rPr>
                 <w:rFonts w:ascii="Calibri" w:hAnsi="Calibri" w:cs="Calibri"/>
@@ -2093,7 +2004,7 @@
               <w:pStyle w:val="ListParagraph"/>
               <w:numPr>
                 <w:ilvl w:val="0"/>
-                <w:numId w:val="3"/>
+                <w:numId w:val="27"/>
               </w:numPr>
               <w:rPr>
                 <w:rFonts w:ascii="Calibri" w:hAnsi="Calibri" w:cs="Calibri"/>
@@ -2111,7 +2022,7 @@
               <w:pStyle w:val="ListParagraph"/>
               <w:numPr>
                 <w:ilvl w:val="0"/>
-                <w:numId w:val="3"/>
+                <w:numId w:val="27"/>
               </w:numPr>
               <w:rPr>
                 <w:rFonts w:ascii="Calibri" w:hAnsi="Calibri" w:cs="Calibri"/>
@@ -2129,7 +2040,7 @@
               <w:pStyle w:val="ListParagraph"/>
               <w:numPr>
                 <w:ilvl w:val="0"/>
-                <w:numId w:val="3"/>
+                <w:numId w:val="27"/>
               </w:numPr>
               <w:rPr>
                 <w:rFonts w:ascii="Calibri" w:hAnsi="Calibri" w:cs="Calibri"/>
@@ -2147,7 +2058,7 @@
               <w:pStyle w:val="ListParagraph"/>
               <w:numPr>
                 <w:ilvl w:val="0"/>
-                <w:numId w:val="3"/>
+                <w:numId w:val="27"/>
               </w:numPr>
               <w:rPr>
                 <w:rFonts w:ascii="Calibri" w:hAnsi="Calibri" w:cs="Calibri"/>
@@ -2196,7 +2107,19 @@
               <w:rPr>
                 <w:rFonts w:ascii="Calibri" w:hAnsi="Calibri" w:cs="Calibri"/>
               </w:rPr>
-              <w:t>Ipv4 Results</w:t>
+              <w:t>I</w:t>
+            </w:r>
+            <w:r>
+              <w:rPr>
+                <w:rFonts w:ascii="Calibri" w:hAnsi="Calibri" w:cs="Calibri"/>
+              </w:rPr>
+              <w:t>P</w:t>
+            </w:r>
+            <w:r>
+              <w:rPr>
+                <w:rFonts w:ascii="Calibri" w:hAnsi="Calibri" w:cs="Calibri"/>
+              </w:rPr>
+              <w:t>v4 Results</w:t>
             </w:r>
           </w:p>
           <w:p>
@@ -2204,7 +2127,7 @@
               <w:pStyle w:val="ListParagraph"/>
               <w:numPr>
                 <w:ilvl w:val="0"/>
-                <w:numId w:val="2"/>
+                <w:numId w:val="28"/>
               </w:numPr>
               <w:rPr>
                 <w:rFonts w:ascii="Calibri" w:hAnsi="Calibri" w:cs="Calibri"/>
@@ -2222,7 +2145,7 @@
               <w:pStyle w:val="ListParagraph"/>
               <w:numPr>
                 <w:ilvl w:val="0"/>
-                <w:numId w:val="2"/>
+                <w:numId w:val="28"/>
               </w:numPr>
               <w:rPr>
                 <w:rFonts w:ascii="Calibri" w:hAnsi="Calibri" w:cs="Calibri"/>
@@ -2240,7 +2163,7 @@
               <w:pStyle w:val="ListParagraph"/>
               <w:numPr>
                 <w:ilvl w:val="0"/>
-                <w:numId w:val="2"/>
+                <w:numId w:val="28"/>
               </w:numPr>
               <w:rPr>
                 <w:rFonts w:ascii="Calibri" w:hAnsi="Calibri" w:cs="Calibri"/>
@@ -2258,7 +2181,7 @@
               <w:pStyle w:val="ListParagraph"/>
               <w:numPr>
                 <w:ilvl w:val="0"/>
-                <w:numId w:val="2"/>
+                <w:numId w:val="28"/>
               </w:numPr>
               <w:rPr>
                 <w:rFonts w:ascii="Calibri" w:hAnsi="Calibri" w:cs="Calibri"/>
@@ -2276,7 +2199,7 @@
               <w:pStyle w:val="ListParagraph"/>
               <w:numPr>
                 <w:ilvl w:val="0"/>
-                <w:numId w:val="2"/>
+                <w:numId w:val="28"/>
               </w:numPr>
               <w:rPr>
                 <w:rFonts w:ascii="Calibri" w:hAnsi="Calibri" w:cs="Calibri"/>
@@ -2288,18 +2211,17 @@
               </w:rPr>
               <w:t>6 presentation slides, mostly visuals and tables – less text.</w:t>
             </w:r>
-          </w:p>
-          <w:p>
-            <w:pPr>
-              <w:rPr>
-                <w:rFonts w:ascii="Calibri" w:hAnsi="Calibri" w:cs="Calibri"/>
-              </w:rPr>
-            </w:pPr>
           </w:p>
         </w:tc>
       </w:tr>
     </w:tbl>
-    <w:p/>
+    <w:p>
+      <w:pPr>
+        <w:rPr>
+          <w:rFonts w:ascii="Calibri" w:hAnsi="Calibri" w:cs="Calibri"/>
+        </w:rPr>
+      </w:pPr>
+    </w:p>
     <w:p>
       <w:pPr>
         <w:rPr>
@@ -2321,14 +2243,8 @@
           <w:rFonts w:ascii="Calibri" w:hAnsi="Calibri" w:cs="Calibri"/>
           <w:b/>
         </w:rPr>
-        <w:t xml:space="preserve">Summary of </w:t>
-      </w:r>
-      <w:r>
-        <w:rPr>
-          <w:rFonts w:ascii="Calibri" w:hAnsi="Calibri" w:cs="Calibri"/>
-          <w:b/>
-        </w:rPr>
-        <w:t>Action Items</w:t>
+        <w:lastRenderedPageBreak/>
+        <w:t>Summary of Action Items</w:t>
       </w:r>
     </w:p>
     <w:p>
@@ -2355,8 +2271,8 @@
       <w:tblGrid>
         <w:gridCol w:w="540"/>
         <w:gridCol w:w="5400"/>
-        <w:gridCol w:w="1530"/>
-        <w:gridCol w:w="2520"/>
+        <w:gridCol w:w="2140"/>
+        <w:gridCol w:w="1910"/>
       </w:tblGrid>
       <w:tr>
         <w:tc>
@@ -2403,7 +2319,7 @@
         </w:tc>
         <w:tc>
           <w:tcPr>
-            <w:tcW w:w="1530" w:type="dxa"/>
+            <w:tcW w:w="2140" w:type="dxa"/>
             <w:shd w:val="clear" w:color="auto" w:fill="D9D9D9"/>
           </w:tcPr>
           <w:p>
@@ -2424,7 +2340,7 @@
         </w:tc>
         <w:tc>
           <w:tcPr>
-            <w:tcW w:w="2520" w:type="dxa"/>
+            <w:tcW w:w="1910" w:type="dxa"/>
             <w:shd w:val="clear" w:color="auto" w:fill="D9D9D9"/>
           </w:tcPr>
           <w:p>
@@ -2448,7 +2364,6 @@
         <w:tc>
           <w:tcPr>
             <w:tcW w:w="540" w:type="dxa"/>
-            <w:vAlign w:val="center"/>
           </w:tcPr>
           <w:p>
             <w:pPr>
@@ -2483,7 +2398,13 @@
           </w:p>
           <w:p>
             <w:pPr>
-              <w:spacing w:before="240" w:after="240"/>
+              <w:rPr>
+                <w:rFonts w:ascii="Calibri" w:hAnsi="Calibri" w:cs="Calibri"/>
+              </w:rPr>
+            </w:pPr>
+          </w:p>
+          <w:p>
+            <w:pPr>
               <w:rPr>
                 <w:rFonts w:ascii="Calibri" w:eastAsia="Calibri" w:hAnsi="Calibri" w:cs="Calibri"/>
               </w:rPr>
@@ -2497,30 +2418,28 @@
           </w:p>
           <w:p>
             <w:pPr>
-              <w:spacing w:before="240" w:after="240"/>
               <w:rPr>
                 <w:rFonts w:ascii="Calibri" w:eastAsia="Calibri" w:hAnsi="Calibri" w:cs="Calibri"/>
               </w:rPr>
             </w:pPr>
-            <w:r>
+          </w:p>
+          <w:p>
+            <w:pPr>
               <w:rPr>
                 <w:rFonts w:ascii="Calibri" w:eastAsia="Calibri" w:hAnsi="Calibri" w:cs="Calibri"/>
               </w:rPr>
+            </w:pPr>
+            <w:r>
+              <w:rPr>
+                <w:rFonts w:ascii="Calibri" w:eastAsia="Calibri" w:hAnsi="Calibri" w:cs="Calibri"/>
+              </w:rPr>
               <w:t>Add a table summarising OS testing progress (e.g., IPv4 completed, IPv6 upcoming).</w:t>
             </w:r>
           </w:p>
-          <w:p>
-            <w:pPr>
-              <w:rPr>
-                <w:rFonts w:ascii="Calibri" w:hAnsi="Calibri" w:cs="Calibri"/>
-              </w:rPr>
-            </w:pPr>
-          </w:p>
-        </w:tc>
-        <w:tc>
-          <w:tcPr>
-            <w:tcW w:w="1530" w:type="dxa"/>
-            <w:vAlign w:val="center"/>
+        </w:tc>
+        <w:tc>
+          <w:tcPr>
+            <w:tcW w:w="2140" w:type="dxa"/>
           </w:tcPr>
           <w:p>
             <w:pPr>
@@ -2544,16 +2463,8 @@
               <w:rPr>
                 <w:rFonts w:ascii="Calibri" w:hAnsi="Calibri" w:cs="Calibri"/>
               </w:rPr>
-              <w:t xml:space="preserve">, </w:t>
-            </w:r>
-            <w:proofErr w:type="spellStart"/>
-            <w:r>
-              <w:rPr>
-                <w:rFonts w:ascii="Calibri" w:hAnsi="Calibri" w:cs="Calibri"/>
-              </w:rPr>
-              <w:t>Zaf</w:t>
-            </w:r>
-            <w:proofErr w:type="spellEnd"/>
+              <w:t>, Zaf</w:t>
+            </w:r>
             <w:r>
               <w:rPr>
                 <w:rFonts w:ascii="Calibri" w:hAnsi="Calibri" w:cs="Calibri"/>
@@ -2564,8 +2475,7 @@
         </w:tc>
         <w:tc>
           <w:tcPr>
-            <w:tcW w:w="2520" w:type="dxa"/>
-            <w:vAlign w:val="center"/>
+            <w:tcW w:w="1910" w:type="dxa"/>
           </w:tcPr>
           <w:p>
             <w:pPr>
@@ -2586,7 +2496,6 @@
         <w:tc>
           <w:tcPr>
             <w:tcW w:w="540" w:type="dxa"/>
-            <w:vAlign w:val="center"/>
           </w:tcPr>
           <w:p>
             <w:pPr>
@@ -2608,7 +2517,7 @@
           </w:tcPr>
           <w:p>
             <w:pPr>
-              <w:spacing w:before="240" w:after="240" w:line="259" w:lineRule="auto"/>
+              <w:spacing w:line="259" w:lineRule="auto"/>
               <w:rPr>
                 <w:rFonts w:ascii="Calibri" w:eastAsia="Calibri" w:hAnsi="Calibri" w:cs="Calibri"/>
               </w:rPr>
@@ -2620,12 +2529,10 @@
               <w:t xml:space="preserve">Add risk and issues section into report. </w:t>
             </w:r>
           </w:p>
-          <w:p/>
-        </w:tc>
-        <w:tc>
-          <w:tcPr>
-            <w:tcW w:w="1530" w:type="dxa"/>
-            <w:vAlign w:val="center"/>
+        </w:tc>
+        <w:tc>
+          <w:tcPr>
+            <w:tcW w:w="2140" w:type="dxa"/>
           </w:tcPr>
           <w:p>
             <w:pPr>
@@ -2643,7 +2550,7 @@
         </w:tc>
         <w:tc>
           <w:tcPr>
-            <w:tcW w:w="2520" w:type="dxa"/>
+            <w:tcW w:w="1910" w:type="dxa"/>
           </w:tcPr>
           <w:p>
             <w:pPr>
@@ -2664,7 +2571,6 @@
         <w:tc>
           <w:tcPr>
             <w:tcW w:w="540" w:type="dxa"/>
-            <w:vAlign w:val="center"/>
           </w:tcPr>
           <w:p>
             <w:pPr>
@@ -2726,24 +2632,21 @@
           </w:p>
           <w:p>
             <w:pPr>
-              <w:spacing w:before="240" w:after="240"/>
+              <w:rPr>
+                <w:rFonts w:ascii="Calibri" w:hAnsi="Calibri" w:cs="Calibri"/>
+              </w:rPr>
+            </w:pPr>
+            <w:r>
               <w:rPr>
                 <w:rFonts w:ascii="Calibri" w:eastAsia="Calibri" w:hAnsi="Calibri" w:cs="Calibri"/>
               </w:rPr>
-            </w:pPr>
-            <w:r>
-              <w:rPr>
-                <w:rFonts w:ascii="Calibri" w:eastAsia="Calibri" w:hAnsi="Calibri" w:cs="Calibri"/>
-              </w:rPr>
               <w:t>Prepare at least six presentation slides with visuals and tables.</w:t>
             </w:r>
           </w:p>
-          <w:p/>
-        </w:tc>
-        <w:tc>
-          <w:tcPr>
-            <w:tcW w:w="1530" w:type="dxa"/>
-            <w:vAlign w:val="center"/>
+        </w:tc>
+        <w:tc>
+          <w:tcPr>
+            <w:tcW w:w="2140" w:type="dxa"/>
           </w:tcPr>
           <w:p>
             <w:pPr>
@@ -2761,7 +2664,7 @@
         </w:tc>
         <w:tc>
           <w:tcPr>
-            <w:tcW w:w="2520" w:type="dxa"/>
+            <w:tcW w:w="1910" w:type="dxa"/>
           </w:tcPr>
           <w:p>
             <w:pPr>
@@ -2782,7 +2685,6 @@
         <w:tc>
           <w:tcPr>
             <w:tcW w:w="540" w:type="dxa"/>
-            <w:vAlign w:val="center"/>
           </w:tcPr>
           <w:p>
             <w:pPr>
@@ -2804,7 +2706,6 @@
           </w:tcPr>
           <w:p>
             <w:pPr>
-              <w:spacing w:before="240" w:after="240"/>
               <w:rPr>
                 <w:rFonts w:ascii="Calibri" w:eastAsia="Calibri" w:hAnsi="Calibri" w:cs="Calibri"/>
               </w:rPr>
@@ -2818,11 +2719,17 @@
           </w:p>
           <w:p>
             <w:pPr>
-              <w:spacing w:before="240" w:after="240"/>
               <w:rPr>
                 <w:rFonts w:ascii="Calibri" w:eastAsia="Calibri" w:hAnsi="Calibri" w:cs="Calibri"/>
               </w:rPr>
             </w:pPr>
+          </w:p>
+          <w:p>
+            <w:pPr>
+              <w:rPr>
+                <w:rFonts w:ascii="Calibri" w:hAnsi="Calibri" w:cs="Calibri"/>
+              </w:rPr>
+            </w:pPr>
             <w:r>
               <w:rPr>
                 <w:rFonts w:ascii="Calibri" w:eastAsia="Calibri" w:hAnsi="Calibri" w:cs="Calibri"/>
@@ -2830,12 +2737,10 @@
               <w:t>Schedule a meeting with Raymond for next week to discuss progress.</w:t>
             </w:r>
           </w:p>
-          <w:p/>
-        </w:tc>
-        <w:tc>
-          <w:tcPr>
-            <w:tcW w:w="1530" w:type="dxa"/>
-            <w:vAlign w:val="center"/>
+        </w:tc>
+        <w:tc>
+          <w:tcPr>
+            <w:tcW w:w="2140" w:type="dxa"/>
           </w:tcPr>
           <w:p>
             <w:pPr>
@@ -2853,8 +2758,7 @@
         </w:tc>
         <w:tc>
           <w:tcPr>
-            <w:tcW w:w="2520" w:type="dxa"/>
-            <w:vAlign w:val="center"/>
+            <w:tcW w:w="1910" w:type="dxa"/>
           </w:tcPr>
           <w:p>
             <w:pPr>
@@ -2872,7 +2776,6 @@
         </w:tc>
       </w:tr>
     </w:tbl>
-    <w:p/>
     <w:p>
       <w:pPr>
         <w:rPr>
@@ -2892,7 +2795,6 @@
           <w:rFonts w:ascii="Calibri" w:hAnsi="Calibri" w:cs="Calibri"/>
           <w:b/>
         </w:rPr>
-        <w:lastRenderedPageBreak/>
         <w:t>Next Meeting</w:t>
       </w:r>
     </w:p>
@@ -2953,18 +2855,11 @@
             <w:r>
               <w:rPr>
                 <w:rFonts w:ascii="Calibri" w:hAnsi="Calibri" w:cs="Calibri"/>
-                <w:b/>
+                <w:bCs/>
               </w:rPr>
               <w:t>05/06/25</w:t>
             </w:r>
           </w:p>
-          <w:p>
-            <w:pPr>
-              <w:rPr>
-                <w:rFonts w:ascii="Calibri" w:hAnsi="Calibri" w:cs="Calibri"/>
-              </w:rPr>
-            </w:pPr>
-          </w:p>
         </w:tc>
         <w:tc>
           <w:tcPr>
@@ -2989,15 +2884,15 @@
                 <w:rFonts w:ascii="Calibri" w:hAnsi="Calibri" w:cs="Calibri"/>
                 <w:b/>
               </w:rPr>
-              <w:t xml:space="preserve"> 1:00pm</w:t>
-            </w:r>
-          </w:p>
-          <w:p>
-            <w:pPr>
-              <w:rPr>
-                <w:rFonts w:ascii="Calibri" w:hAnsi="Calibri" w:cs="Calibri"/>
-              </w:rPr>
-            </w:pPr>
+              <w:t xml:space="preserve"> </w:t>
+            </w:r>
+            <w:r>
+              <w:rPr>
+                <w:rFonts w:ascii="Calibri" w:hAnsi="Calibri" w:cs="Calibri"/>
+                <w:bCs/>
+              </w:rPr>
+              <w:t>1:00pm</w:t>
+            </w:r>
           </w:p>
         </w:tc>
       </w:tr>
@@ -3065,217 +2960,9 @@
           </w:p>
         </w:tc>
       </w:tr>
-      <w:tr>
-        <w:trPr>
-          <w:trHeight w:val="70"/>
-        </w:trPr>
-        <w:tc>
-          <w:tcPr>
-            <w:tcW w:w="540" w:type="dxa"/>
-            <w:vAlign w:val="center"/>
-          </w:tcPr>
-          <w:p>
-            <w:pPr>
-              <w:numPr>
-                <w:ilvl w:val="0"/>
-                <w:numId w:val="15"/>
-              </w:numPr>
-              <w:ind w:left="252" w:hanging="208"/>
-              <w:rPr>
-                <w:rFonts w:ascii="Calibri" w:hAnsi="Calibri" w:cs="Calibri"/>
-              </w:rPr>
-            </w:pPr>
-          </w:p>
-        </w:tc>
-        <w:tc>
-          <w:tcPr>
-            <w:tcW w:w="9450" w:type="dxa"/>
-            <w:gridSpan w:val="2"/>
-            <w:vAlign w:val="center"/>
-          </w:tcPr>
-          <w:p>
-            <w:pPr>
-              <w:rPr>
-                <w:rFonts w:ascii="Calibri" w:hAnsi="Calibri" w:cs="Calibri"/>
-              </w:rPr>
-            </w:pPr>
-          </w:p>
-        </w:tc>
-      </w:tr>
-      <w:tr>
-        <w:trPr>
-          <w:trHeight w:val="70"/>
-        </w:trPr>
-        <w:tc>
-          <w:tcPr>
-            <w:tcW w:w="540" w:type="dxa"/>
-            <w:vAlign w:val="center"/>
-          </w:tcPr>
-          <w:p>
-            <w:pPr>
-              <w:numPr>
-                <w:ilvl w:val="0"/>
-                <w:numId w:val="15"/>
-              </w:numPr>
-              <w:ind w:left="252" w:hanging="208"/>
-              <w:rPr>
-                <w:rFonts w:ascii="Calibri" w:hAnsi="Calibri" w:cs="Calibri"/>
-              </w:rPr>
-            </w:pPr>
-          </w:p>
-        </w:tc>
-        <w:tc>
-          <w:tcPr>
-            <w:tcW w:w="9450" w:type="dxa"/>
-            <w:gridSpan w:val="2"/>
-            <w:vAlign w:val="center"/>
-          </w:tcPr>
-          <w:p>
-            <w:pPr>
-              <w:rPr>
-                <w:rFonts w:ascii="Calibri" w:hAnsi="Calibri" w:cs="Calibri"/>
-              </w:rPr>
-            </w:pPr>
-          </w:p>
-        </w:tc>
-      </w:tr>
-      <w:tr>
-        <w:tc>
-          <w:tcPr>
-            <w:tcW w:w="9990" w:type="dxa"/>
-            <w:gridSpan w:val="3"/>
-            <w:vAlign w:val="center"/>
-          </w:tcPr>
-          <w:p>
-            <w:pPr>
-              <w:rPr>
-                <w:rFonts w:ascii="Calibri" w:hAnsi="Calibri" w:cs="Calibri"/>
-                <w:i/>
-              </w:rPr>
-            </w:pPr>
-            <w:r>
-              <w:rPr>
-                <w:rFonts w:ascii="Calibri" w:hAnsi="Calibri" w:cs="Calibri"/>
-                <w:i/>
-              </w:rPr>
-              <w:t>Action Items to be discussed in the next meeting:</w:t>
-            </w:r>
-          </w:p>
-        </w:tc>
-      </w:tr>
-      <w:tr>
-        <w:tc>
-          <w:tcPr>
-            <w:tcW w:w="540" w:type="dxa"/>
-            <w:vAlign w:val="center"/>
-          </w:tcPr>
-          <w:p>
-            <w:pPr>
-              <w:numPr>
-                <w:ilvl w:val="0"/>
-                <w:numId w:val="20"/>
-              </w:numPr>
-              <w:ind w:left="245" w:hanging="202"/>
-              <w:rPr>
-                <w:rFonts w:ascii="Calibri" w:hAnsi="Calibri" w:cs="Calibri"/>
-              </w:rPr>
-            </w:pPr>
-          </w:p>
-        </w:tc>
-        <w:tc>
-          <w:tcPr>
-            <w:tcW w:w="9450" w:type="dxa"/>
-            <w:gridSpan w:val="2"/>
-            <w:vAlign w:val="center"/>
-          </w:tcPr>
-          <w:p>
-            <w:pPr>
-              <w:rPr>
-                <w:rFonts w:ascii="Calibri" w:hAnsi="Calibri" w:cs="Calibri"/>
-              </w:rPr>
-            </w:pPr>
-          </w:p>
-        </w:tc>
-      </w:tr>
-      <w:tr>
-        <w:tc>
-          <w:tcPr>
-            <w:tcW w:w="540" w:type="dxa"/>
-            <w:vAlign w:val="center"/>
-          </w:tcPr>
-          <w:p>
-            <w:pPr>
-              <w:numPr>
-                <w:ilvl w:val="0"/>
-                <w:numId w:val="20"/>
-              </w:numPr>
-              <w:ind w:left="252" w:hanging="208"/>
-              <w:rPr>
-                <w:rFonts w:ascii="Calibri" w:hAnsi="Calibri" w:cs="Calibri"/>
-              </w:rPr>
-            </w:pPr>
-          </w:p>
-        </w:tc>
-        <w:tc>
-          <w:tcPr>
-            <w:tcW w:w="9450" w:type="dxa"/>
-            <w:gridSpan w:val="2"/>
-            <w:vAlign w:val="center"/>
-          </w:tcPr>
-          <w:p>
-            <w:pPr>
-              <w:rPr>
-                <w:rFonts w:ascii="Calibri" w:hAnsi="Calibri" w:cs="Calibri"/>
-              </w:rPr>
-            </w:pPr>
-          </w:p>
-        </w:tc>
-      </w:tr>
-      <w:tr>
-        <w:tc>
-          <w:tcPr>
-            <w:tcW w:w="540" w:type="dxa"/>
-            <w:vAlign w:val="center"/>
-          </w:tcPr>
-          <w:p>
-            <w:pPr>
-              <w:numPr>
-                <w:ilvl w:val="0"/>
-                <w:numId w:val="20"/>
-              </w:numPr>
-              <w:ind w:left="252" w:hanging="208"/>
-              <w:rPr>
-                <w:rFonts w:ascii="Calibri" w:hAnsi="Calibri" w:cs="Calibri"/>
-              </w:rPr>
-            </w:pPr>
-          </w:p>
-        </w:tc>
-        <w:tc>
-          <w:tcPr>
-            <w:tcW w:w="9450" w:type="dxa"/>
-            <w:gridSpan w:val="2"/>
-            <w:vAlign w:val="center"/>
-          </w:tcPr>
-          <w:p>
-            <w:pPr>
-              <w:rPr>
-                <w:rFonts w:ascii="Calibri" w:hAnsi="Calibri" w:cs="Calibri"/>
-              </w:rPr>
-            </w:pPr>
-          </w:p>
-        </w:tc>
-      </w:tr>
     </w:tbl>
     <w:p>
       <w:pPr>
-        <w:rPr>
-          <w:rFonts w:ascii="Calibri" w:hAnsi="Calibri" w:cs="Calibri"/>
-        </w:rPr>
-      </w:pPr>
-    </w:p>
-    <w:p>
-      <w:pPr>
-        <w:jc w:val="center"/>
         <w:rPr>
           <w:rFonts w:ascii="Calibri" w:hAnsi="Calibri" w:cs="Calibri"/>
           <w:b/>
@@ -3520,7 +3207,7 @@
           <v:path o:extrusionok="f" gradientshapeok="t" o:connecttype="rect"/>
           <o:lock v:ext="edit" aspectratio="t"/>
         </v:shapetype>
-        <v:shape id="_x0000_s1025" type="#_x0000_t75" alt="" style="position:absolute;left:0;text-align:left;margin-left:-57.65pt;margin-top:-35.55pt;width:610.4pt;height:100.2pt;z-index:1;mso-wrap-edited:f;mso-width-percent:0;mso-height-percent:0;mso-width-percent:0;mso-height-percent:0">
+        <v:shape id="_x0000_s1025" type="#_x0000_t75" alt="" style="position:absolute;left:0;text-align:left;margin-left:-57.65pt;margin-top:-35.55pt;width:610.4pt;height:100.2pt;z-index:251657728;mso-wrap-edited:f;mso-width-percent:0;mso-height-percent:0;mso-width-percent:0;mso-height-percent:0">
           <v:imagedata r:id="rId1" o:title="Untitled-4"/>
           <w10:wrap type="square"/>
         </v:shape>
@@ -4801,6 +4488,119 @@
     </w:lvl>
   </w:abstractNum>
   <w:abstractNum w:abstractNumId="13" w15:restartNumberingAfterBreak="0">
+    <w:nsid w:val="293F14EF"/>
+    <w:multiLevelType w:val="hybridMultilevel"/>
+    <w:tmpl w:val="735C000C"/>
+    <w:lvl w:ilvl="0" w:tplc="14090001">
+      <w:start w:val="1"/>
+      <w:numFmt w:val="bullet"/>
+      <w:lvlText w:val=""/>
+      <w:lvlJc w:val="left"/>
+      <w:pPr>
+        <w:ind w:left="360" w:hanging="360"/>
+      </w:pPr>
+      <w:rPr>
+        <w:rFonts w:ascii="Symbol" w:hAnsi="Symbol" w:hint="default"/>
+      </w:rPr>
+    </w:lvl>
+    <w:lvl w:ilvl="1" w:tplc="14090003" w:tentative="1">
+      <w:start w:val="1"/>
+      <w:numFmt w:val="bullet"/>
+      <w:lvlText w:val="o"/>
+      <w:lvlJc w:val="left"/>
+      <w:pPr>
+        <w:ind w:left="1080" w:hanging="360"/>
+      </w:pPr>
+      <w:rPr>
+        <w:rFonts w:ascii="Courier New" w:hAnsi="Courier New" w:cs="Courier New" w:hint="default"/>
+      </w:rPr>
+    </w:lvl>
+    <w:lvl w:ilvl="2" w:tplc="14090005" w:tentative="1">
+      <w:start w:val="1"/>
+      <w:numFmt w:val="bullet"/>
+      <w:lvlText w:val=""/>
+      <w:lvlJc w:val="left"/>
+      <w:pPr>
+        <w:ind w:left="1800" w:hanging="360"/>
+      </w:pPr>
+      <w:rPr>
+        <w:rFonts w:ascii="Wingdings" w:hAnsi="Wingdings" w:hint="default"/>
+      </w:rPr>
+    </w:lvl>
+    <w:lvl w:ilvl="3" w:tplc="14090001" w:tentative="1">
+      <w:start w:val="1"/>
+      <w:numFmt w:val="bullet"/>
+      <w:lvlText w:val=""/>
+      <w:lvlJc w:val="left"/>
+      <w:pPr>
+        <w:ind w:left="2520" w:hanging="360"/>
+      </w:pPr>
+      <w:rPr>
+        <w:rFonts w:ascii="Symbol" w:hAnsi="Symbol" w:hint="default"/>
+      </w:rPr>
+    </w:lvl>
+    <w:lvl w:ilvl="4" w:tplc="14090003" w:tentative="1">
+      <w:start w:val="1"/>
+      <w:numFmt w:val="bullet"/>
+      <w:lvlText w:val="o"/>
+      <w:lvlJc w:val="left"/>
+      <w:pPr>
+        <w:ind w:left="3240" w:hanging="360"/>
+      </w:pPr>
+      <w:rPr>
+        <w:rFonts w:ascii="Courier New" w:hAnsi="Courier New" w:cs="Courier New" w:hint="default"/>
+      </w:rPr>
+    </w:lvl>
+    <w:lvl w:ilvl="5" w:tplc="14090005" w:tentative="1">
+      <w:start w:val="1"/>
+      <w:numFmt w:val="bullet"/>
+      <w:lvlText w:val=""/>
+      <w:lvlJc w:val="left"/>
+      <w:pPr>
+        <w:ind w:left="3960" w:hanging="360"/>
+      </w:pPr>
+      <w:rPr>
+        <w:rFonts w:ascii="Wingdings" w:hAnsi="Wingdings" w:hint="default"/>
+      </w:rPr>
+    </w:lvl>
+    <w:lvl w:ilvl="6" w:tplc="14090001" w:tentative="1">
+      <w:start w:val="1"/>
+      <w:numFmt w:val="bullet"/>
+      <w:lvlText w:val=""/>
+      <w:lvlJc w:val="left"/>
+      <w:pPr>
+        <w:ind w:left="4680" w:hanging="360"/>
+      </w:pPr>
+      <w:rPr>
+        <w:rFonts w:ascii="Symbol" w:hAnsi="Symbol" w:hint="default"/>
+      </w:rPr>
+    </w:lvl>
+    <w:lvl w:ilvl="7" w:tplc="14090003" w:tentative="1">
+      <w:start w:val="1"/>
+      <w:numFmt w:val="bullet"/>
+      <w:lvlText w:val="o"/>
+      <w:lvlJc w:val="left"/>
+      <w:pPr>
+        <w:ind w:left="5400" w:hanging="360"/>
+      </w:pPr>
+      <w:rPr>
+        <w:rFonts w:ascii="Courier New" w:hAnsi="Courier New" w:cs="Courier New" w:hint="default"/>
+      </w:rPr>
+    </w:lvl>
+    <w:lvl w:ilvl="8" w:tplc="14090005" w:tentative="1">
+      <w:start w:val="1"/>
+      <w:numFmt w:val="bullet"/>
+      <w:lvlText w:val=""/>
+      <w:lvlJc w:val="left"/>
+      <w:pPr>
+        <w:ind w:left="6120" w:hanging="360"/>
+      </w:pPr>
+      <w:rPr>
+        <w:rFonts w:ascii="Wingdings" w:hAnsi="Wingdings" w:hint="default"/>
+      </w:rPr>
+    </w:lvl>
+  </w:abstractNum>
+  <w:abstractNum w:abstractNumId="14" w15:restartNumberingAfterBreak="0">
     <w:nsid w:val="31DA3354"/>
     <w:multiLevelType w:val="hybridMultilevel"/>
     <w:tmpl w:val="BECE77BE"/>
@@ -4886,7 +4686,7 @@
       </w:pPr>
     </w:lvl>
   </w:abstractNum>
-  <w:abstractNum w:abstractNumId="14" w15:restartNumberingAfterBreak="0">
+  <w:abstractNum w:abstractNumId="15" w15:restartNumberingAfterBreak="0">
     <w:nsid w:val="38597691"/>
     <w:multiLevelType w:val="hybridMultilevel"/>
     <w:tmpl w:val="E104D2C6"/>
@@ -4999,7 +4799,7 @@
       </w:pPr>
     </w:lvl>
   </w:abstractNum>
-  <w:abstractNum w:abstractNumId="15" w15:restartNumberingAfterBreak="0">
+  <w:abstractNum w:abstractNumId="16" w15:restartNumberingAfterBreak="0">
     <w:nsid w:val="49FA380A"/>
     <w:multiLevelType w:val="hybridMultilevel"/>
     <w:tmpl w:val="1676110C"/>
@@ -5088,7 +4888,7 @@
       </w:pPr>
     </w:lvl>
   </w:abstractNum>
-  <w:abstractNum w:abstractNumId="16" w15:restartNumberingAfterBreak="0">
+  <w:abstractNum w:abstractNumId="17" w15:restartNumberingAfterBreak="0">
     <w:nsid w:val="4FAA006A"/>
     <w:multiLevelType w:val="hybridMultilevel"/>
     <w:tmpl w:val="94EA5074"/>
@@ -5174,7 +4974,120 @@
       </w:pPr>
     </w:lvl>
   </w:abstractNum>
-  <w:abstractNum w:abstractNumId="17" w15:restartNumberingAfterBreak="0">
+  <w:abstractNum w:abstractNumId="18" w15:restartNumberingAfterBreak="0">
+    <w:nsid w:val="58197AE5"/>
+    <w:multiLevelType w:val="hybridMultilevel"/>
+    <w:tmpl w:val="D26AEC34"/>
+    <w:lvl w:ilvl="0" w:tplc="14090001">
+      <w:start w:val="1"/>
+      <w:numFmt w:val="bullet"/>
+      <w:lvlText w:val=""/>
+      <w:lvlJc w:val="left"/>
+      <w:pPr>
+        <w:ind w:left="360" w:hanging="360"/>
+      </w:pPr>
+      <w:rPr>
+        <w:rFonts w:ascii="Symbol" w:hAnsi="Symbol" w:hint="default"/>
+      </w:rPr>
+    </w:lvl>
+    <w:lvl w:ilvl="1" w:tplc="14090003" w:tentative="1">
+      <w:start w:val="1"/>
+      <w:numFmt w:val="bullet"/>
+      <w:lvlText w:val="o"/>
+      <w:lvlJc w:val="left"/>
+      <w:pPr>
+        <w:ind w:left="1080" w:hanging="360"/>
+      </w:pPr>
+      <w:rPr>
+        <w:rFonts w:ascii="Courier New" w:hAnsi="Courier New" w:cs="Courier New" w:hint="default"/>
+      </w:rPr>
+    </w:lvl>
+    <w:lvl w:ilvl="2" w:tplc="14090005" w:tentative="1">
+      <w:start w:val="1"/>
+      <w:numFmt w:val="bullet"/>
+      <w:lvlText w:val=""/>
+      <w:lvlJc w:val="left"/>
+      <w:pPr>
+        <w:ind w:left="1800" w:hanging="360"/>
+      </w:pPr>
+      <w:rPr>
+        <w:rFonts w:ascii="Wingdings" w:hAnsi="Wingdings" w:hint="default"/>
+      </w:rPr>
+    </w:lvl>
+    <w:lvl w:ilvl="3" w:tplc="14090001" w:tentative="1">
+      <w:start w:val="1"/>
+      <w:numFmt w:val="bullet"/>
+      <w:lvlText w:val=""/>
+      <w:lvlJc w:val="left"/>
+      <w:pPr>
+        <w:ind w:left="2520" w:hanging="360"/>
+      </w:pPr>
+      <w:rPr>
+        <w:rFonts w:ascii="Symbol" w:hAnsi="Symbol" w:hint="default"/>
+      </w:rPr>
+    </w:lvl>
+    <w:lvl w:ilvl="4" w:tplc="14090003" w:tentative="1">
+      <w:start w:val="1"/>
+      <w:numFmt w:val="bullet"/>
+      <w:lvlText w:val="o"/>
+      <w:lvlJc w:val="left"/>
+      <w:pPr>
+        <w:ind w:left="3240" w:hanging="360"/>
+      </w:pPr>
+      <w:rPr>
+        <w:rFonts w:ascii="Courier New" w:hAnsi="Courier New" w:cs="Courier New" w:hint="default"/>
+      </w:rPr>
+    </w:lvl>
+    <w:lvl w:ilvl="5" w:tplc="14090005" w:tentative="1">
+      <w:start w:val="1"/>
+      <w:numFmt w:val="bullet"/>
+      <w:lvlText w:val=""/>
+      <w:lvlJc w:val="left"/>
+      <w:pPr>
+        <w:ind w:left="3960" w:hanging="360"/>
+      </w:pPr>
+      <w:rPr>
+        <w:rFonts w:ascii="Wingdings" w:hAnsi="Wingdings" w:hint="default"/>
+      </w:rPr>
+    </w:lvl>
+    <w:lvl w:ilvl="6" w:tplc="14090001" w:tentative="1">
+      <w:start w:val="1"/>
+      <w:numFmt w:val="bullet"/>
+      <w:lvlText w:val=""/>
+      <w:lvlJc w:val="left"/>
+      <w:pPr>
+        <w:ind w:left="4680" w:hanging="360"/>
+      </w:pPr>
+      <w:rPr>
+        <w:rFonts w:ascii="Symbol" w:hAnsi="Symbol" w:hint="default"/>
+      </w:rPr>
+    </w:lvl>
+    <w:lvl w:ilvl="7" w:tplc="14090003" w:tentative="1">
+      <w:start w:val="1"/>
+      <w:numFmt w:val="bullet"/>
+      <w:lvlText w:val="o"/>
+      <w:lvlJc w:val="left"/>
+      <w:pPr>
+        <w:ind w:left="5400" w:hanging="360"/>
+      </w:pPr>
+      <w:rPr>
+        <w:rFonts w:ascii="Courier New" w:hAnsi="Courier New" w:cs="Courier New" w:hint="default"/>
+      </w:rPr>
+    </w:lvl>
+    <w:lvl w:ilvl="8" w:tplc="14090005" w:tentative="1">
+      <w:start w:val="1"/>
+      <w:numFmt w:val="bullet"/>
+      <w:lvlText w:val=""/>
+      <w:lvlJc w:val="left"/>
+      <w:pPr>
+        <w:ind w:left="6120" w:hanging="360"/>
+      </w:pPr>
+      <w:rPr>
+        <w:rFonts w:ascii="Wingdings" w:hAnsi="Wingdings" w:hint="default"/>
+      </w:rPr>
+    </w:lvl>
+  </w:abstractNum>
+  <w:abstractNum w:abstractNumId="19" w15:restartNumberingAfterBreak="0">
     <w:nsid w:val="5CEF0FC2"/>
     <w:multiLevelType w:val="hybridMultilevel"/>
     <w:tmpl w:val="A1E2E83A"/>
@@ -5287,7 +5200,7 @@
       </w:rPr>
     </w:lvl>
   </w:abstractNum>
-  <w:abstractNum w:abstractNumId="18" w15:restartNumberingAfterBreak="0">
+  <w:abstractNum w:abstractNumId="20" w15:restartNumberingAfterBreak="0">
     <w:nsid w:val="61E5548B"/>
     <w:multiLevelType w:val="hybridMultilevel"/>
     <w:tmpl w:val="8570A53A"/>
@@ -5376,7 +5289,7 @@
       </w:pPr>
     </w:lvl>
   </w:abstractNum>
-  <w:abstractNum w:abstractNumId="19" w15:restartNumberingAfterBreak="0">
+  <w:abstractNum w:abstractNumId="21" w15:restartNumberingAfterBreak="0">
     <w:nsid w:val="65B065B4"/>
     <w:multiLevelType w:val="hybridMultilevel"/>
     <w:tmpl w:val="5D700912"/>
@@ -5490,7 +5403,7 @@
       </w:rPr>
     </w:lvl>
   </w:abstractNum>
-  <w:abstractNum w:abstractNumId="20" w15:restartNumberingAfterBreak="0">
+  <w:abstractNum w:abstractNumId="22" w15:restartNumberingAfterBreak="0">
     <w:nsid w:val="6C704C18"/>
     <w:multiLevelType w:val="hybridMultilevel"/>
     <w:tmpl w:val="67D27778"/>
@@ -5579,7 +5492,7 @@
       </w:pPr>
     </w:lvl>
   </w:abstractNum>
-  <w:abstractNum w:abstractNumId="21" w15:restartNumberingAfterBreak="0">
+  <w:abstractNum w:abstractNumId="23" w15:restartNumberingAfterBreak="0">
     <w:nsid w:val="73560715"/>
     <w:multiLevelType w:val="hybridMultilevel"/>
     <w:tmpl w:val="BECE77BE"/>
@@ -5665,7 +5578,7 @@
       </w:pPr>
     </w:lvl>
   </w:abstractNum>
-  <w:abstractNum w:abstractNumId="22" w15:restartNumberingAfterBreak="0">
+  <w:abstractNum w:abstractNumId="24" w15:restartNumberingAfterBreak="0">
     <w:nsid w:val="74AA6EC1"/>
     <w:multiLevelType w:val="hybridMultilevel"/>
     <w:tmpl w:val="8570A53A"/>
@@ -5754,7 +5667,7 @@
       </w:pPr>
     </w:lvl>
   </w:abstractNum>
-  <w:abstractNum w:abstractNumId="23" w15:restartNumberingAfterBreak="0">
+  <w:abstractNum w:abstractNumId="25" w15:restartNumberingAfterBreak="0">
     <w:nsid w:val="773BDE37"/>
     <w:multiLevelType w:val="hybridMultilevel"/>
     <w:tmpl w:val="B39E3C7A"/>
@@ -5867,7 +5780,7 @@
       </w:rPr>
     </w:lvl>
   </w:abstractNum>
-  <w:abstractNum w:abstractNumId="24" w15:restartNumberingAfterBreak="0">
+  <w:abstractNum w:abstractNumId="26" w15:restartNumberingAfterBreak="0">
     <w:nsid w:val="77AC42FB"/>
     <w:multiLevelType w:val="hybridMultilevel"/>
     <w:tmpl w:val="BECE77BE"/>
@@ -5953,7 +5866,7 @@
       </w:pPr>
     </w:lvl>
   </w:abstractNum>
-  <w:abstractNum w:abstractNumId="25" w15:restartNumberingAfterBreak="0">
+  <w:abstractNum w:abstractNumId="27" w15:restartNumberingAfterBreak="0">
     <w:nsid w:val="7FB34F34"/>
     <w:multiLevelType w:val="hybridMultilevel"/>
     <w:tmpl w:val="A66C2B76"/>
@@ -6070,7 +5983,7 @@
     <w:abstractNumId w:val="3"/>
   </w:num>
   <w:num w:numId="2" w16cid:durableId="1827748005">
-    <w:abstractNumId w:val="23"/>
+    <w:abstractNumId w:val="25"/>
   </w:num>
   <w:num w:numId="3" w16cid:durableId="1727099084">
     <w:abstractNumId w:val="2"/>
@@ -6079,10 +5992,10 @@
     <w:abstractNumId w:val="0"/>
   </w:num>
   <w:num w:numId="5" w16cid:durableId="568808052">
-    <w:abstractNumId w:val="14"/>
+    <w:abstractNumId w:val="15"/>
   </w:num>
   <w:num w:numId="6" w16cid:durableId="1871723137">
-    <w:abstractNumId w:val="19"/>
+    <w:abstractNumId w:val="21"/>
   </w:num>
   <w:num w:numId="7" w16cid:durableId="466747827">
     <w:abstractNumId w:val="8"/>
@@ -6094,7 +6007,7 @@
     <w:abstractNumId w:val="10"/>
   </w:num>
   <w:num w:numId="10" w16cid:durableId="145901084">
-    <w:abstractNumId w:val="16"/>
+    <w:abstractNumId w:val="17"/>
   </w:num>
   <w:num w:numId="11" w16cid:durableId="1516842437">
     <w:abstractNumId w:val="6"/>
@@ -6103,19 +6016,19 @@
     <w:abstractNumId w:val="12"/>
   </w:num>
   <w:num w:numId="13" w16cid:durableId="897014304">
-    <w:abstractNumId w:val="20"/>
+    <w:abstractNumId w:val="22"/>
   </w:num>
   <w:num w:numId="14" w16cid:durableId="882012758">
-    <w:abstractNumId w:val="15"/>
+    <w:abstractNumId w:val="16"/>
   </w:num>
   <w:num w:numId="15" w16cid:durableId="702285785">
-    <w:abstractNumId w:val="22"/>
+    <w:abstractNumId w:val="24"/>
   </w:num>
   <w:num w:numId="16" w16cid:durableId="762915624">
     <w:abstractNumId w:val="7"/>
   </w:num>
   <w:num w:numId="17" w16cid:durableId="1239755907">
-    <w:abstractNumId w:val="18"/>
+    <w:abstractNumId w:val="20"/>
   </w:num>
   <w:num w:numId="18" w16cid:durableId="1728913164">
     <w:abstractNumId w:val="9"/>
@@ -6127,22 +6040,28 @@
     <w:abstractNumId w:val="5"/>
   </w:num>
   <w:num w:numId="21" w16cid:durableId="312878469">
-    <w:abstractNumId w:val="24"/>
+    <w:abstractNumId w:val="26"/>
   </w:num>
   <w:num w:numId="22" w16cid:durableId="600650231">
     <w:abstractNumId w:val="1"/>
   </w:num>
   <w:num w:numId="23" w16cid:durableId="2101677565">
+    <w:abstractNumId w:val="14"/>
+  </w:num>
+  <w:num w:numId="24" w16cid:durableId="1710757090">
+    <w:abstractNumId w:val="23"/>
+  </w:num>
+  <w:num w:numId="25" w16cid:durableId="106432385">
+    <w:abstractNumId w:val="19"/>
+  </w:num>
+  <w:num w:numId="26" w16cid:durableId="1516311587">
+    <w:abstractNumId w:val="27"/>
+  </w:num>
+  <w:num w:numId="27" w16cid:durableId="1348749187">
     <w:abstractNumId w:val="13"/>
   </w:num>
-  <w:num w:numId="24" w16cid:durableId="1710757090">
-    <w:abstractNumId w:val="21"/>
-  </w:num>
-  <w:num w:numId="25" w16cid:durableId="106432385">
-    <w:abstractNumId w:val="17"/>
-  </w:num>
-  <w:num w:numId="26" w16cid:durableId="1516311587">
-    <w:abstractNumId w:val="25"/>
+  <w:num w:numId="28" w16cid:durableId="1152603567">
+    <w:abstractNumId w:val="18"/>
   </w:num>
 </w:numbering>
 </file>
